--- a/pr-preview/pr-349/linear-algebra-complex.docx
+++ b/pr-preview/pr-349/linear-algebra-complex.docx
@@ -15,7 +15,7 @@
         <w:pStyle w:val="Date"/>
       </w:pPr>
       <w:r>
-        <w:t xml:space="preserve">Last modified: 2026-10-17 02:44:23 (PDT)</w:t>
+        <w:t xml:space="preserve">Last modified: 2026-10-17 04:02:11 (PDT)</w:t>
       </w:r>
     </w:p>
     <w:bookmarkStart w:id="38" w:name="sec-complex-vectors-matrices"/>

--- a/pr-preview/pr-349/linear-algebra-complex.docx
+++ b/pr-preview/pr-349/linear-algebra-complex.docx
@@ -15,7 +15,7 @@
         <w:pStyle w:val="Date"/>
       </w:pPr>
       <w:r>
-        <w:t xml:space="preserve">Last modified: 2026-10-17 04:02:11 (PDT)</w:t>
+        <w:t xml:space="preserve">Last modified: 2026-10-17 05:12:24 (PDT)</w:t>
       </w:r>
     </w:p>
     <w:bookmarkStart w:id="38" w:name="sec-complex-vectors-matrices"/>
@@ -242,285 +242,13 @@
       <w:pPr>
         <w:pStyle w:val="BodyText"/>
       </w:pPr>
-      <m:oMathPara>
-        <m:oMathParaPr>
-          <m:jc m:val="center"/>
-        </m:oMathParaPr>
-        <m:oMath>
-          <m:limLow>
-            <m:e>
-              <m:limLow>
-                <m:e>
-                  <m:limLow>
-                    <m:e>
-                      <m:r>
-                        <m:t>z</m:t>
-                      </m:r>
-                    </m:e>
-                    <m:lim>
-                      <m:r>
-                        <m:rPr>
-                          <m:sty m:val="p"/>
-                        </m:rPr>
-                        <m:t>∼</m:t>
-                      </m:r>
-                    </m:lim>
-                  </m:limLow>
-                </m:e>
-                <m:lim>
-                  <m:r>
-                    <m:rPr>
-                      <m:sty m:val="p"/>
-                    </m:rPr>
-                    <m:t>⏟</m:t>
-                  </m:r>
-                </m:lim>
-              </m:limLow>
-            </m:e>
-            <m:lim>
-              <m:r>
-                <m:t>3</m:t>
-              </m:r>
-              <m:r>
-                <m:rPr>
-                  <m:sty m:val="p"/>
-                </m:rPr>
-                <m:t>×</m:t>
-              </m:r>
-              <m:r>
-                <m:t>1</m:t>
-              </m:r>
-            </m:lim>
-          </m:limLow>
-          <m:r>
-            <m:rPr>
-              <m:sty m:val="p"/>
-            </m:rPr>
-            <m:t>=</m:t>
-          </m:r>
-          <m:d>
-            <m:dPr>
-              <m:begChr m:val="["/>
-              <m:sepChr m:val=""/>
-              <m:endChr m:val="]"/>
-              <m:grow/>
-            </m:dPr>
-            <m:e>
-              <m:m>
-                <m:mPr>
-                  <m:baseJc m:val="center"/>
-                  <m:plcHide m:val="on"/>
-                  <m:mcs>
-                    <m:mc>
-                      <m:mcPr>
-                        <m:mcJc m:val="center"/>
-                        <m:count m:val="1"/>
-                      </m:mcPr>
-                    </m:mc>
-                  </m:mcs>
-                </m:mPr>
-                <m:mr>
-                  <m:e>
-                    <m:r>
-                      <m:t>1</m:t>
-                    </m:r>
-                    <m:r>
-                      <m:rPr>
-                        <m:sty m:val="p"/>
-                      </m:rPr>
-                      <m:t>+</m:t>
-                    </m:r>
-                    <m:r>
-                      <m:t>i</m:t>
-                    </m:r>
-                  </m:e>
-                </m:mr>
-                <m:mr>
-                  <m:e>
-                    <m:r>
-                      <m:t>2</m:t>
-                    </m:r>
-                  </m:e>
-                </m:mr>
-                <m:mr>
-                  <m:e>
-                    <m:r>
-                      <m:rPr>
-                        <m:sty m:val="p"/>
-                      </m:rPr>
-                      <m:t>−</m:t>
-                    </m:r>
-                    <m:r>
-                      <m:t>3</m:t>
-                    </m:r>
-                    <m:r>
-                      <m:t> </m:t>
-                    </m:r>
-                    <m:r>
-                      <m:t>i</m:t>
-                    </m:r>
-                  </m:e>
-                </m:mr>
-              </m:m>
-            </m:e>
-          </m:d>
-          <m:r>
-            <m:rPr>
-              <m:sty m:val="p"/>
-            </m:rPr>
-            <m:t>∈</m:t>
-          </m:r>
-          <m:sSup>
-            <m:e>
-              <m:r>
-                <m:rPr>
-                  <m:scr m:val="double-struck"/>
-                  <m:sty m:val="p"/>
-                </m:rPr>
-                <m:t>C</m:t>
-              </m:r>
-            </m:e>
-            <m:sup>
-              <m:r>
-                <m:t>3</m:t>
-              </m:r>
-            </m:sup>
-          </m:sSup>
-          <m:r>
-            <m:rPr>
-              <m:sty m:val="p"/>
-            </m:rPr>
-            <m:t>,</m:t>
-          </m:r>
-          <m:r>
-            <m:t>  </m:t>
-          </m:r>
-          <m:limLow>
-            <m:e>
-              <m:limLow>
-                <m:e>
-                  <m:bar>
-                    <m:barPr>
-                      <m:pos m:val="top"/>
-                    </m:barPr>
-                    <m:e>
-                      <m:limLow>
-                        <m:e>
-                          <m:r>
-                            <m:t>z</m:t>
-                          </m:r>
-                        </m:e>
-                        <m:lim>
-                          <m:r>
-                            <m:rPr>
-                              <m:sty m:val="p"/>
-                            </m:rPr>
-                            <m:t>∼</m:t>
-                          </m:r>
-                        </m:lim>
-                      </m:limLow>
-                    </m:e>
-                  </m:bar>
-                </m:e>
-                <m:lim>
-                  <m:r>
-                    <m:rPr>
-                      <m:sty m:val="p"/>
-                    </m:rPr>
-                    <m:t>⏟</m:t>
-                  </m:r>
-                </m:lim>
-              </m:limLow>
-            </m:e>
-            <m:lim>
-              <m:r>
-                <m:t>3</m:t>
-              </m:r>
-              <m:r>
-                <m:rPr>
-                  <m:sty m:val="p"/>
-                </m:rPr>
-                <m:t>×</m:t>
-              </m:r>
-              <m:r>
-                <m:t>1</m:t>
-              </m:r>
-            </m:lim>
-          </m:limLow>
-          <m:r>
-            <m:rPr>
-              <m:sty m:val="p"/>
-            </m:rPr>
-            <m:t>=</m:t>
-          </m:r>
-          <m:d>
-            <m:dPr>
-              <m:begChr m:val="["/>
-              <m:sepChr m:val=""/>
-              <m:endChr m:val="]"/>
-              <m:grow/>
-            </m:dPr>
-            <m:e>
-              <m:m>
-                <m:mPr>
-                  <m:baseJc m:val="center"/>
-                  <m:plcHide m:val="on"/>
-                  <m:mcs>
-                    <m:mc>
-                      <m:mcPr>
-                        <m:mcJc m:val="center"/>
-                        <m:count m:val="1"/>
-                      </m:mcPr>
-                    </m:mc>
-                  </m:mcs>
-                </m:mPr>
-                <m:mr>
-                  <m:e>
-                    <m:r>
-                      <m:t>1</m:t>
-                    </m:r>
-                    <m:r>
-                      <m:rPr>
-                        <m:sty m:val="p"/>
-                      </m:rPr>
-                      <m:t>−</m:t>
-                    </m:r>
-                    <m:r>
-                      <m:t>i</m:t>
-                    </m:r>
-                  </m:e>
-                </m:mr>
-                <m:mr>
-                  <m:e>
-                    <m:r>
-                      <m:t>2</m:t>
-                    </m:r>
-                  </m:e>
-                </m:mr>
-                <m:mr>
-                  <m:e>
-                    <m:r>
-                      <m:t>3</m:t>
-                    </m:r>
-                    <m:r>
-                      <m:t> </m:t>
-                    </m:r>
-                    <m:r>
-                      <m:t>i</m:t>
-                    </m:r>
-                  </m:e>
-                </m:mr>
-              </m:m>
-            </m:e>
-          </m:d>
-          <m:r>
-            <m:rPr>
-              <m:sty m:val="p"/>
-            </m:rPr>
-            <m:t>.</m:t>
-          </m:r>
-        </m:oMath>
-      </m:oMathPara>
+      <w:r>
+        <w:t xml:space="preserve">$$
+    \underbrace{\mathord{\smash[b]{\underset{\raise.3ex\hbox{$\scriptstyle\sim$}}{z}}\vphantom{z}}}_{3 \times 1} = \begin{bmatrix} 1 + i \\ 2 \\ -3\,i \end{bmatrix} \in \mathbb{C}^3,
+    \qquad
+    \underbrace{\overline{\mathord{\smash[b]{\underset{\raise.3ex\hbox{$\scriptstyle\sim$}}{z}}\vphantom{z}}}}_{3 \times 1} = \begin{bmatrix} 1 - i \\ 2 \\ 3\,i \end{bmatrix}.
+    $$</w:t>
+      </w:r>
     </w:p>
     <w:p>
       <w:pPr>
@@ -1398,35 +1126,9 @@
       <w:r>
         <w:t xml:space="preserve"> </w:t>
       </w:r>
-      <m:oMath>
-        <m:sSup>
-          <m:e>
-            <m:limLow>
-              <m:e>
-                <m:r>
-                  <m:t>x</m:t>
-                </m:r>
-              </m:e>
-              <m:lim>
-                <m:r>
-                  <m:rPr>
-                    <m:sty m:val="p"/>
-                  </m:rPr>
-                  <m:t>∼</m:t>
-                </m:r>
-              </m:lim>
-            </m:limLow>
-          </m:e>
-          <m:sup>
-            <m:r>
-              <m:rPr>
-                <m:sty m:val="p"/>
-              </m:rPr>
-              <m:t>*</m:t>
-            </m:r>
-          </m:sup>
-        </m:sSup>
-      </m:oMath>
+      <w:r>
+        <w:t xml:space="preserve">$\mathord{\smash[b]{\underset{\raise.3ex\hbox{$\scriptstyle\sim$}}{x}}\vphantom{x}}^*$</w:t>
+      </w:r>
       <w:r>
         <w:t xml:space="preserve">)</w:t>
       </w:r>
@@ -2225,45 +1927,9 @@
       <w:r>
         <w:t xml:space="preserve"> </w:t>
       </w:r>
-      <m:oMath>
-        <m:limLow>
-          <m:e>
-            <m:r>
-              <m:t>z</m:t>
-            </m:r>
-          </m:e>
-          <m:lim>
-            <m:r>
-              <m:rPr>
-                <m:sty m:val="p"/>
-              </m:rPr>
-              <m:t>∼</m:t>
-            </m:r>
-          </m:lim>
-        </m:limLow>
-        <m:r>
-          <m:rPr>
-            <m:sty m:val="p"/>
-          </m:rPr>
-          <m:t>∈</m:t>
-        </m:r>
-        <m:sSup>
-          <m:e>
-            <m:r>
-              <m:rPr>
-                <m:scr m:val="double-struck"/>
-                <m:sty m:val="p"/>
-              </m:rPr>
-              <m:t>C</m:t>
-            </m:r>
-          </m:e>
-          <m:sup>
-            <m:r>
-              <m:t>p</m:t>
-            </m:r>
-          </m:sup>
-        </m:sSup>
-      </m:oMath>
+      <w:r>
+        <w:t xml:space="preserve">$\mathord{\smash[b]{\underset{\raise.3ex\hbox{$\scriptstyle\sim$}}{z}}\vphantom{z}} \in \mathbb{C}^p$</w:t>
+      </w:r>
       <w:r>
         <w:t xml:space="preserve"> </w:t>
       </w:r>
@@ -2296,116 +1962,9 @@
       <w:r>
         <w:t xml:space="preserve"> </w:t>
       </w:r>
-      <m:oMath>
-        <m:sSup>
-          <m:e>
-            <m:limLow>
-              <m:e>
-                <m:r>
-                  <m:t>z</m:t>
-                </m:r>
-              </m:e>
-              <m:lim>
-                <m:r>
-                  <m:rPr>
-                    <m:sty m:val="p"/>
-                  </m:rPr>
-                  <m:t>∼</m:t>
-                </m:r>
-              </m:lim>
-            </m:limLow>
-          </m:e>
-          <m:sup>
-            <m:r>
-              <m:rPr>
-                <m:scr m:val="sans-serif"/>
-                <m:sty m:val="p"/>
-              </m:rPr>
-              <m:t>H</m:t>
-            </m:r>
-          </m:sup>
-        </m:sSup>
-        <m:r>
-          <m:rPr>
-            <m:sty m:val="p"/>
-          </m:rPr>
-          <m:t>=</m:t>
-        </m:r>
-        <m:r>
-          <m:rPr>
-            <m:sty m:val="p"/>
-          </m:rPr>
-          <m:t>[</m:t>
-        </m:r>
-        <m:bar>
-          <m:barPr>
-            <m:pos m:val="top"/>
-          </m:barPr>
-          <m:e>
-            <m:sSub>
-              <m:e>
-                <m:r>
-                  <m:t>z</m:t>
-                </m:r>
-              </m:e>
-              <m:sub>
-                <m:r>
-                  <m:t>1</m:t>
-                </m:r>
-              </m:sub>
-            </m:sSub>
-          </m:e>
-        </m:bar>
-        <m:r>
-          <m:rPr>
-            <m:sty m:val="p"/>
-          </m:rPr>
-          <m:t>,</m:t>
-        </m:r>
-        <m:r>
-          <m:t> </m:t>
-        </m:r>
-        <m:r>
-          <m:rPr>
-            <m:sty m:val="p"/>
-          </m:rPr>
-          <m:t>…</m:t>
-        </m:r>
-        <m:r>
-          <m:rPr>
-            <m:sty m:val="p"/>
-          </m:rPr>
-          <m:t>,</m:t>
-        </m:r>
-        <m:r>
-          <m:t> </m:t>
-        </m:r>
-        <m:bar>
-          <m:barPr>
-            <m:pos m:val="top"/>
-          </m:barPr>
-          <m:e>
-            <m:sSub>
-              <m:e>
-                <m:r>
-                  <m:t>z</m:t>
-                </m:r>
-              </m:e>
-              <m:sub>
-                <m:r>
-                  <m:t>p</m:t>
-                </m:r>
-              </m:sub>
-            </m:sSub>
-          </m:e>
-        </m:bar>
-        <m:r>
-          <m:rPr>
-            <m:sty m:val="p"/>
-          </m:rPr>
-          <m:t>]</m:t>
-        </m:r>
-      </m:oMath>
+      <w:r>
+        <w:t xml:space="preserve">$\mathord{\smash[b]{\underset{\raise.3ex\hbox{$\scriptstyle\sim$}}{z}}\vphantom{z}}^{\mathsf{H}} = [\overline{z_1},\; \ldots,\; \overline{z_p}]$</w:t>
+      </w:r>
       <w:r>
         <w:t xml:space="preserve">.</w:t>
       </w:r>
@@ -5487,122 +5046,9 @@
       <w:r>
         <w:t xml:space="preserve"> </w:t>
       </w:r>
-      <m:oMath>
-        <m:r>
-          <m:t>​</m:t>
-        </m:r>
-        <m:d>
-          <m:dPr>
-            <m:begChr m:val="⟨"/>
-            <m:sepChr m:val=""/>
-            <m:endChr m:val="⟩"/>
-            <m:grow/>
-          </m:dPr>
-          <m:e>
-            <m:limLow>
-              <m:e>
-                <m:r>
-                  <m:t>u</m:t>
-                </m:r>
-              </m:e>
-              <m:lim>
-                <m:r>
-                  <m:rPr>
-                    <m:sty m:val="p"/>
-                  </m:rPr>
-                  <m:t>∼</m:t>
-                </m:r>
-              </m:lim>
-            </m:limLow>
-            <m:r>
-              <m:rPr>
-                <m:sty m:val="p"/>
-              </m:rPr>
-              <m:t>,</m:t>
-            </m:r>
-            <m:limLow>
-              <m:e>
-                <m:r>
-                  <m:t>v</m:t>
-                </m:r>
-              </m:e>
-              <m:lim>
-                <m:r>
-                  <m:rPr>
-                    <m:sty m:val="p"/>
-                  </m:rPr>
-                  <m:t>∼</m:t>
-                </m:r>
-              </m:lim>
-            </m:limLow>
-          </m:e>
-        </m:d>
-        <m:r>
-          <m:t>​</m:t>
-        </m:r>
-        <m:limUpp>
-          <m:e>
-            <m:r>
-              <m:rPr>
-                <m:sty m:val="p"/>
-              </m:rPr>
-              <m:t>=</m:t>
-            </m:r>
-          </m:e>
-          <m:lim>
-            <m:r>
-              <m:rPr>
-                <m:nor/>
-                <m:sty m:val="p"/>
-              </m:rPr>
-              <m:t>def</m:t>
-            </m:r>
-          </m:lim>
-        </m:limUpp>
-        <m:sSup>
-          <m:e>
-            <m:limLow>
-              <m:e>
-                <m:r>
-                  <m:t>u</m:t>
-                </m:r>
-              </m:e>
-              <m:lim>
-                <m:r>
-                  <m:rPr>
-                    <m:sty m:val="p"/>
-                  </m:rPr>
-                  <m:t>∼</m:t>
-                </m:r>
-              </m:lim>
-            </m:limLow>
-          </m:e>
-          <m:sup>
-            <m:r>
-              <m:rPr>
-                <m:scr m:val="sans-serif"/>
-                <m:sty m:val="p"/>
-              </m:rPr>
-              <m:t>H</m:t>
-            </m:r>
-          </m:sup>
-        </m:sSup>
-        <m:limLow>
-          <m:e>
-            <m:r>
-              <m:t>v</m:t>
-            </m:r>
-          </m:e>
-          <m:lim>
-            <m:r>
-              <m:rPr>
-                <m:sty m:val="p"/>
-              </m:rPr>
-              <m:t>∼</m:t>
-            </m:r>
-          </m:lim>
-        </m:limLow>
-      </m:oMath>
+      <w:r>
+        <w:t xml:space="preserve">$\mathopen{}\left\langle \mathord{\smash[b]{\underset{\raise.3ex\hbox{$\scriptstyle\sim$}}{u}}\vphantom{u}}, \mathord{\smash[b]{\underset{\raise.3ex\hbox{$\scriptstyle\sim$}}{v}}\vphantom{v}}\right\rangle\mathclose{} \stackrel{\text{def}}{=}\mathord{\smash[b]{\underset{\raise.3ex\hbox{$\scriptstyle\sim$}}{u}}\vphantom{u}}^{\mathsf{H}}\mathord{\smash[b]{\underset{\raise.3ex\hbox{$\scriptstyle\sim$}}{v}}\vphantom{v}}$</w:t>
+      </w:r>
       <w:r>
         <w:t xml:space="preserve">,</w:t>
       </w:r>
@@ -5611,245 +5057,10 @@
       <w:pPr>
         <w:pStyle w:val="BodyText"/>
       </w:pPr>
-      <m:oMathPara>
-        <m:oMathParaPr>
-          <m:jc m:val="center"/>
-        </m:oMathParaPr>
-        <m:oMath>
-          <m:r>
-            <m:t>​</m:t>
-          </m:r>
-          <m:d>
-            <m:dPr>
-              <m:begChr m:val="⟨"/>
-              <m:sepChr m:val=""/>
-              <m:endChr m:val="⟩"/>
-              <m:grow/>
-            </m:dPr>
-            <m:e>
-              <m:r>
-                <m:rPr>
-                  <m:sty m:val="bi"/>
-                </m:rPr>
-                <m:t>A</m:t>
-              </m:r>
-              <m:limLow>
-                <m:e>
-                  <m:r>
-                    <m:t>u</m:t>
-                  </m:r>
-                </m:e>
-                <m:lim>
-                  <m:r>
-                    <m:rPr>
-                      <m:sty m:val="p"/>
-                    </m:rPr>
-                    <m:t>∼</m:t>
-                  </m:r>
-                </m:lim>
-              </m:limLow>
-              <m:r>
-                <m:rPr>
-                  <m:sty m:val="p"/>
-                </m:rPr>
-                <m:t>,</m:t>
-              </m:r>
-              <m:limLow>
-                <m:e>
-                  <m:r>
-                    <m:t>v</m:t>
-                  </m:r>
-                </m:e>
-                <m:lim>
-                  <m:r>
-                    <m:rPr>
-                      <m:sty m:val="p"/>
-                    </m:rPr>
-                    <m:t>∼</m:t>
-                  </m:r>
-                </m:lim>
-              </m:limLow>
-            </m:e>
-          </m:d>
-          <m:r>
-            <m:t>​</m:t>
-          </m:r>
-          <m:r>
-            <m:rPr>
-              <m:sty m:val="p"/>
-            </m:rPr>
-            <m:t>=</m:t>
-          </m:r>
-          <m:r>
-            <m:t>​</m:t>
-          </m:r>
-          <m:d>
-            <m:dPr>
-              <m:begChr m:val="⟨"/>
-              <m:sepChr m:val=""/>
-              <m:endChr m:val="⟩"/>
-              <m:grow/>
-            </m:dPr>
-            <m:e>
-              <m:limLow>
-                <m:e>
-                  <m:r>
-                    <m:t>u</m:t>
-                  </m:r>
-                </m:e>
-                <m:lim>
-                  <m:r>
-                    <m:rPr>
-                      <m:sty m:val="p"/>
-                    </m:rPr>
-                    <m:t>∼</m:t>
-                  </m:r>
-                </m:lim>
-              </m:limLow>
-              <m:r>
-                <m:rPr>
-                  <m:sty m:val="p"/>
-                </m:rPr>
-                <m:t>,</m:t>
-              </m:r>
-              <m:sSup>
-                <m:e>
-                  <m:r>
-                    <m:rPr>
-                      <m:sty m:val="bi"/>
-                    </m:rPr>
-                    <m:t>A</m:t>
-                  </m:r>
-                </m:e>
-                <m:sup>
-                  <m:r>
-                    <m:rPr>
-                      <m:scr m:val="sans-serif"/>
-                      <m:sty m:val="p"/>
-                    </m:rPr>
-                    <m:t>H</m:t>
-                  </m:r>
-                </m:sup>
-              </m:sSup>
-              <m:limLow>
-                <m:e>
-                  <m:r>
-                    <m:t>v</m:t>
-                  </m:r>
-                </m:e>
-                <m:lim>
-                  <m:r>
-                    <m:rPr>
-                      <m:sty m:val="p"/>
-                    </m:rPr>
-                    <m:t>∼</m:t>
-                  </m:r>
-                </m:lim>
-              </m:limLow>
-            </m:e>
-          </m:d>
-          <m:r>
-            <m:t>​</m:t>
-          </m:r>
-          <m:r>
-            <m:t> </m:t>
-          </m:r>
-          <m:r>
-            <m:rPr>
-              <m:nor/>
-              <m:sty m:val="p"/>
-            </m:rPr>
-            <m:t>for all </m:t>
-          </m:r>
-          <m:limLow>
-            <m:e>
-              <m:r>
-                <m:t>u</m:t>
-              </m:r>
-            </m:e>
-            <m:lim>
-              <m:r>
-                <m:rPr>
-                  <m:sty m:val="p"/>
-                </m:rPr>
-                <m:t>∼</m:t>
-              </m:r>
-            </m:lim>
-          </m:limLow>
-          <m:r>
-            <m:rPr>
-              <m:sty m:val="p"/>
-            </m:rPr>
-            <m:t>∈</m:t>
-          </m:r>
-          <m:sSup>
-            <m:e>
-              <m:r>
-                <m:rPr>
-                  <m:scr m:val="double-struck"/>
-                  <m:sty m:val="p"/>
-                </m:rPr>
-                <m:t>C</m:t>
-              </m:r>
-            </m:e>
-            <m:sup>
-              <m:r>
-                <m:t>n</m:t>
-              </m:r>
-            </m:sup>
-          </m:sSup>
-          <m:r>
-            <m:rPr>
-              <m:nor/>
-              <m:sty m:val="p"/>
-            </m:rPr>
-            <m:t> and </m:t>
-          </m:r>
-          <m:limLow>
-            <m:e>
-              <m:r>
-                <m:t>v</m:t>
-              </m:r>
-            </m:e>
-            <m:lim>
-              <m:r>
-                <m:rPr>
-                  <m:sty m:val="p"/>
-                </m:rPr>
-                <m:t>∼</m:t>
-              </m:r>
-            </m:lim>
-          </m:limLow>
-          <m:r>
-            <m:rPr>
-              <m:sty m:val="p"/>
-            </m:rPr>
-            <m:t>∈</m:t>
-          </m:r>
-          <m:sSup>
-            <m:e>
-              <m:r>
-                <m:rPr>
-                  <m:scr m:val="double-struck"/>
-                  <m:sty m:val="p"/>
-                </m:rPr>
-                <m:t>C</m:t>
-              </m:r>
-            </m:e>
-            <m:sup>
-              <m:r>
-                <m:t>m</m:t>
-              </m:r>
-            </m:sup>
-          </m:sSup>
-          <m:r>
-            <m:rPr>
-              <m:sty m:val="p"/>
-            </m:rPr>
-            <m:t>.</m:t>
-          </m:r>
-        </m:oMath>
-      </m:oMathPara>
+      <w:r>
+        <w:t xml:space="preserve">$$\mathopen{}\left\langle \mathbf{A}\mathord{\smash[b]{\underset{\raise.3ex\hbox{$\scriptstyle\sim$}}{u}}\vphantom{u}}, \mathord{\smash[b]{\underset{\raise.3ex\hbox{$\scriptstyle\sim$}}{v}}\vphantom{v}}\right\rangle\mathclose{} = \mathopen{}\left\langle \mathord{\smash[b]{\underset{\raise.3ex\hbox{$\scriptstyle\sim$}}{u}}\vphantom{u}}, \mathbf{A}^{\mathsf{H}}\mathord{\smash[b]{\underset{\raise.3ex\hbox{$\scriptstyle\sim$}}{v}}\vphantom{v}}\right\rangle\mathclose{}
+    \quad \text{for all } \mathord{\smash[b]{\underset{\raise.3ex\hbox{$\scriptstyle\sim$}}{u}}\vphantom{u}} \in \mathbb{C}^n \text{ and } \mathord{\smash[b]{\underset{\raise.3ex\hbox{$\scriptstyle\sim$}}{v}}\vphantom{v}} \in \mathbb{C}^m.$$</w:t>
+      </w:r>
     </w:p>
     <w:bookmarkEnd w:id="20"/>
     <w:p>
@@ -5885,469 +5096,24 @@
       <w:pPr>
         <w:pStyle w:val="BodyText"/>
       </w:pPr>
-      <m:oMathPara>
-        <m:oMathParaPr>
-          <m:jc m:val="center"/>
-        </m:oMathParaPr>
-        <m:oMath>
-          <m:eqArr>
-            <m:e>
-              <m:r>
-                <m:t>​</m:t>
-              </m:r>
-              <m:d>
-                <m:dPr>
-                  <m:begChr m:val="⟨"/>
-                  <m:sepChr m:val=""/>
-                  <m:endChr m:val="⟩"/>
-                  <m:grow/>
-                </m:dPr>
-                <m:e>
-                  <m:r>
-                    <m:rPr>
-                      <m:sty m:val="bi"/>
-                    </m:rPr>
-                    <m:t>A</m:t>
-                  </m:r>
-                  <m:limLow>
-                    <m:e>
-                      <m:r>
-                        <m:t>u</m:t>
-                      </m:r>
-                    </m:e>
-                    <m:lim>
-                      <m:r>
-                        <m:rPr>
-                          <m:sty m:val="p"/>
-                        </m:rPr>
-                        <m:t>∼</m:t>
-                      </m:r>
-                    </m:lim>
-                  </m:limLow>
-                  <m:r>
-                    <m:rPr>
-                      <m:sty m:val="p"/>
-                    </m:rPr>
-                    <m:t>,</m:t>
-                  </m:r>
-                  <m:limLow>
-                    <m:e>
-                      <m:r>
-                        <m:t>v</m:t>
-                      </m:r>
-                    </m:e>
-                    <m:lim>
-                      <m:r>
-                        <m:rPr>
-                          <m:sty m:val="p"/>
-                        </m:rPr>
-                        <m:t>∼</m:t>
-                      </m:r>
-                    </m:lim>
-                  </m:limLow>
-                </m:e>
-              </m:d>
-              <m:r>
-                <m:t>​</m:t>
-              </m:r>
-              <m:r>
-                <m:t>&amp;</m:t>
-              </m:r>
-              <m:r>
-                <m:rPr>
-                  <m:sty m:val="p"/>
-                </m:rPr>
-                <m:t>=</m:t>
-              </m:r>
-              <m:r>
-                <m:rPr>
-                  <m:sty m:val="p"/>
-                </m:rPr>
-                <m:t>(</m:t>
-              </m:r>
-              <m:r>
-                <m:rPr>
-                  <m:sty m:val="bi"/>
-                </m:rPr>
-                <m:t>A</m:t>
-              </m:r>
-              <m:limLow>
-                <m:e>
-                  <m:r>
-                    <m:t>u</m:t>
-                  </m:r>
-                </m:e>
-                <m:lim>
-                  <m:r>
-                    <m:rPr>
-                      <m:sty m:val="p"/>
-                    </m:rPr>
-                    <m:t>∼</m:t>
-                  </m:r>
-                </m:lim>
-              </m:limLow>
-              <m:sSup>
-                <m:e>
-                  <m:r>
-                    <m:rPr>
-                      <m:sty m:val="p"/>
-                    </m:rPr>
-                    <m:t>)</m:t>
-                  </m:r>
-                </m:e>
-                <m:sup>
-                  <m:r>
-                    <m:rPr>
-                      <m:scr m:val="sans-serif"/>
-                      <m:sty m:val="p"/>
-                    </m:rPr>
-                    <m:t>H</m:t>
-                  </m:r>
-                </m:sup>
-              </m:sSup>
-              <m:limLow>
-                <m:e>
-                  <m:r>
-                    <m:t>v</m:t>
-                  </m:r>
-                </m:e>
-                <m:lim>
-                  <m:r>
-                    <m:rPr>
-                      <m:sty m:val="p"/>
-                    </m:rPr>
-                    <m:t>∼</m:t>
-                  </m:r>
-                </m:lim>
-              </m:limLow>
-              <m:r>
-                <m:t>&amp;</m:t>
-              </m:r>
-              <m:r>
-                <m:t>&amp;</m:t>
-              </m:r>
-              <m:r>
-                <m:rPr>
-                  <m:nor/>
-                  <m:sty m:val="p"/>
-                </m:rPr>
-                <m:t>(definition of standard inner product)</m:t>
-              </m:r>
-            </m:e>
-            <m:e>
-              <m:r>
-                <m:t>&amp;</m:t>
-              </m:r>
-              <m:r>
-                <m:rPr>
-                  <m:sty m:val="p"/>
-                </m:rPr>
-                <m:t>=</m:t>
-              </m:r>
-              <m:r>
-                <m:rPr>
-                  <m:sty m:val="p"/>
-                </m:rPr>
-                <m:t>(</m:t>
-              </m:r>
-              <m:sSup>
-                <m:e>
-                  <m:limLow>
-                    <m:e>
-                      <m:r>
-                        <m:t>u</m:t>
-                      </m:r>
-                    </m:e>
-                    <m:lim>
-                      <m:r>
-                        <m:rPr>
-                          <m:sty m:val="p"/>
-                        </m:rPr>
-                        <m:t>∼</m:t>
-                      </m:r>
-                    </m:lim>
-                  </m:limLow>
-                </m:e>
-                <m:sup>
-                  <m:r>
-                    <m:rPr>
-                      <m:scr m:val="sans-serif"/>
-                      <m:sty m:val="p"/>
-                    </m:rPr>
-                    <m:t>H</m:t>
-                  </m:r>
-                </m:sup>
-              </m:sSup>
-              <m:sSup>
-                <m:e>
-                  <m:r>
-                    <m:rPr>
-                      <m:sty m:val="bi"/>
-                    </m:rPr>
-                    <m:t>A</m:t>
-                  </m:r>
-                </m:e>
-                <m:sup>
-                  <m:r>
-                    <m:rPr>
-                      <m:scr m:val="sans-serif"/>
-                      <m:sty m:val="p"/>
-                    </m:rPr>
-                    <m:t>H</m:t>
-                  </m:r>
-                </m:sup>
-              </m:sSup>
-              <m:r>
-                <m:rPr>
-                  <m:sty m:val="p"/>
-                </m:rPr>
-                <m:t>)</m:t>
-              </m:r>
-              <m:limLow>
-                <m:e>
-                  <m:r>
-                    <m:t>v</m:t>
-                  </m:r>
-                </m:e>
-                <m:lim>
-                  <m:r>
-                    <m:rPr>
-                      <m:sty m:val="p"/>
-                    </m:rPr>
-                    <m:t>∼</m:t>
-                  </m:r>
-                </m:lim>
-              </m:limLow>
-              <m:r>
-                <m:t>&amp;</m:t>
-              </m:r>
-              <m:r>
-                <m:t>&amp;</m:t>
-              </m:r>
-              <m:r>
-                <m:rPr>
-                  <m:nor/>
-                  <m:sty m:val="p"/>
-                </m:rPr>
-                <m:t>(</m:t>
-              </m:r>
-              <m:r>
-                <m:rPr>
-                  <m:nor/>
-                  <m:sty m:val="p"/>
-                </m:rPr>
-                <m:t>Theorem 1</m:t>
-              </m:r>
-              <m:r>
-                <m:rPr>
-                  <m:nor/>
-                  <m:sty m:val="p"/>
-                </m:rPr>
-                <m:t>, reversal of products)</m:t>
-              </m:r>
-            </m:e>
-            <m:e>
-              <m:r>
-                <m:t>&amp;</m:t>
-              </m:r>
-              <m:r>
-                <m:rPr>
-                  <m:sty m:val="p"/>
-                </m:rPr>
-                <m:t>=</m:t>
-              </m:r>
-              <m:sSup>
-                <m:e>
-                  <m:limLow>
-                    <m:e>
-                      <m:r>
-                        <m:t>u</m:t>
-                      </m:r>
-                    </m:e>
-                    <m:lim>
-                      <m:r>
-                        <m:rPr>
-                          <m:sty m:val="p"/>
-                        </m:rPr>
-                        <m:t>∼</m:t>
-                      </m:r>
-                    </m:lim>
-                  </m:limLow>
-                </m:e>
-                <m:sup>
-                  <m:r>
-                    <m:rPr>
-                      <m:scr m:val="sans-serif"/>
-                      <m:sty m:val="p"/>
-                    </m:rPr>
-                    <m:t>H</m:t>
-                  </m:r>
-                </m:sup>
-              </m:sSup>
-              <m:r>
-                <m:rPr>
-                  <m:sty m:val="p"/>
-                </m:rPr>
-                <m:t>(</m:t>
-              </m:r>
-              <m:sSup>
-                <m:e>
-                  <m:r>
-                    <m:rPr>
-                      <m:sty m:val="bi"/>
-                    </m:rPr>
-                    <m:t>A</m:t>
-                  </m:r>
-                </m:e>
-                <m:sup>
-                  <m:r>
-                    <m:rPr>
-                      <m:scr m:val="sans-serif"/>
-                      <m:sty m:val="p"/>
-                    </m:rPr>
-                    <m:t>H</m:t>
-                  </m:r>
-                </m:sup>
-              </m:sSup>
-              <m:limLow>
-                <m:e>
-                  <m:r>
-                    <m:t>v</m:t>
-                  </m:r>
-                </m:e>
-                <m:lim>
-                  <m:r>
-                    <m:rPr>
-                      <m:sty m:val="p"/>
-                    </m:rPr>
-                    <m:t>∼</m:t>
-                  </m:r>
-                </m:lim>
-              </m:limLow>
-              <m:r>
-                <m:rPr>
-                  <m:sty m:val="p"/>
-                </m:rPr>
-                <m:t>)</m:t>
-              </m:r>
-              <m:r>
-                <m:t>&amp;</m:t>
-              </m:r>
-              <m:r>
-                <m:t>&amp;</m:t>
-              </m:r>
-              <m:r>
-                <m:rPr>
-                  <m:nor/>
-                  <m:sty m:val="p"/>
-                </m:rPr>
-                <m:t>(associativity of matrix multiplication)</m:t>
-              </m:r>
-            </m:e>
-            <m:e>
-              <m:r>
-                <m:t>&amp;</m:t>
-              </m:r>
-              <m:r>
-                <m:rPr>
-                  <m:sty m:val="p"/>
-                </m:rPr>
-                <m:t>=</m:t>
-              </m:r>
-              <m:r>
-                <m:t>​</m:t>
-              </m:r>
-              <m:d>
-                <m:dPr>
-                  <m:begChr m:val="⟨"/>
-                  <m:sepChr m:val=""/>
-                  <m:endChr m:val="⟩"/>
-                  <m:grow/>
-                </m:dPr>
-                <m:e>
-                  <m:limLow>
-                    <m:e>
-                      <m:r>
-                        <m:t>u</m:t>
-                      </m:r>
-                    </m:e>
-                    <m:lim>
-                      <m:r>
-                        <m:rPr>
-                          <m:sty m:val="p"/>
-                        </m:rPr>
-                        <m:t>∼</m:t>
-                      </m:r>
-                    </m:lim>
-                  </m:limLow>
-                  <m:r>
-                    <m:rPr>
-                      <m:sty m:val="p"/>
-                    </m:rPr>
-                    <m:t>,</m:t>
-                  </m:r>
-                  <m:sSup>
-                    <m:e>
-                      <m:r>
-                        <m:rPr>
-                          <m:sty m:val="bi"/>
-                        </m:rPr>
-                        <m:t>A</m:t>
-                      </m:r>
-                    </m:e>
-                    <m:sup>
-                      <m:r>
-                        <m:rPr>
-                          <m:scr m:val="sans-serif"/>
-                          <m:sty m:val="p"/>
-                        </m:rPr>
-                        <m:t>H</m:t>
-                      </m:r>
-                    </m:sup>
-                  </m:sSup>
-                  <m:limLow>
-                    <m:e>
-                      <m:r>
-                        <m:t>v</m:t>
-                      </m:r>
-                    </m:e>
-                    <m:lim>
-                      <m:r>
-                        <m:rPr>
-                          <m:sty m:val="p"/>
-                        </m:rPr>
-                        <m:t>∼</m:t>
-                      </m:r>
-                    </m:lim>
-                  </m:limLow>
-                </m:e>
-              </m:d>
-              <m:r>
-                <m:t>​</m:t>
-              </m:r>
-              <m:r>
-                <m:t>&amp;</m:t>
-              </m:r>
-              <m:r>
-                <m:t>&amp;</m:t>
-              </m:r>
-              <m:r>
-                <m:rPr>
-                  <m:nor/>
-                  <m:sty m:val="p"/>
-                </m:rPr>
-                <m:t>(definition of standard inner product)</m:t>
-              </m:r>
-              <m:r>
-                <m:rPr>
-                  <m:sty m:val="p"/>
-                </m:rPr>
-                <m:t>.</m:t>
-              </m:r>
-            </m:e>
-          </m:eqArr>
-        </m:oMath>
-      </m:oMathPara>
+      <w:r>
+        <w:t xml:space="preserve">$$
+    \begin{aligned}
+    \mathopen{}\left\langle \mathbf{A}\mathord{\smash[b]{\underset{\raise.3ex\hbox{$\scriptstyle\sim$}}{u}}\vphantom{u}}, \mathord{\smash[b]{\underset{\raise.3ex\hbox{$\scriptstyle\sim$}}{v}}\vphantom{v}}\right\rangle\mathclose{}
+    &amp;= (\mathbf{A}\mathord{\smash[b]{\underset{\raise.3ex\hbox{$\scriptstyle\sim$}}{u}}\vphantom{u}})^{\mathsf{H}}\mathord{\smash[b]{\underset{\raise.3ex\hbox{$\scriptstyle\sim$}}{v}}\vphantom{v}}
+    &amp;&amp; \text{(definition of standard inner product)}
+    \\
+    &amp;= (\mathord{\smash[b]{\underset{\raise.3ex\hbox{$\scriptstyle\sim$}}{u}}\vphantom{u}}^{\mathsf{H}}\mathbf{A}^{\mathsf{H}})\mathord{\smash[b]{\underset{\raise.3ex\hbox{$\scriptstyle\sim$}}{v}}\vphantom{v}}
+    &amp;&amp; \text{(}\text{Theorem~1}\text{, reversal of products)}
+    \\
+    &amp;= \mathord{\smash[b]{\underset{\raise.3ex\hbox{$\scriptstyle\sim$}}{u}}\vphantom{u}}^{\mathsf{H}}(\mathbf{A}^{\mathsf{H}}\mathord{\smash[b]{\underset{\raise.3ex\hbox{$\scriptstyle\sim$}}{v}}\vphantom{v}})
+    &amp;&amp; \text{(associativity of matrix multiplication)}
+    \\
+    &amp;= \mathopen{}\left\langle \mathord{\smash[b]{\underset{\raise.3ex\hbox{$\scriptstyle\sim$}}{u}}\vphantom{u}}, \mathbf{A}^{\mathsf{H}}\mathord{\smash[b]{\underset{\raise.3ex\hbox{$\scriptstyle\sim$}}{v}}\vphantom{v}}\right\rangle\mathclose{}
+    &amp;&amp; \text{(definition of standard inner product)}.
+    \end{aligned}
+    $$</w:t>
+      </w:r>
     </w:p>
     <w:bookmarkStart w:id="21" w:name="rem-adjoint-name"/>
     <w:p>
@@ -6499,136 +5265,9 @@
       <w:r>
         <w:t xml:space="preserve"> </w:t>
       </w:r>
-      <m:oMath>
-        <m:r>
-          <m:t>​</m:t>
-        </m:r>
-        <m:d>
-          <m:dPr>
-            <m:begChr m:val="⟨"/>
-            <m:sepChr m:val=""/>
-            <m:endChr m:val="⟩"/>
-            <m:grow/>
-          </m:dPr>
-          <m:e>
-            <m:r>
-              <m:t>T</m:t>
-            </m:r>
-            <m:limLow>
-              <m:e>
-                <m:r>
-                  <m:t>u</m:t>
-                </m:r>
-              </m:e>
-              <m:lim>
-                <m:r>
-                  <m:rPr>
-                    <m:sty m:val="p"/>
-                  </m:rPr>
-                  <m:t>∼</m:t>
-                </m:r>
-              </m:lim>
-            </m:limLow>
-            <m:r>
-              <m:rPr>
-                <m:sty m:val="p"/>
-              </m:rPr>
-              <m:t>,</m:t>
-            </m:r>
-            <m:limLow>
-              <m:e>
-                <m:r>
-                  <m:t>v</m:t>
-                </m:r>
-              </m:e>
-              <m:lim>
-                <m:r>
-                  <m:rPr>
-                    <m:sty m:val="p"/>
-                  </m:rPr>
-                  <m:t>∼</m:t>
-                </m:r>
-              </m:lim>
-            </m:limLow>
-          </m:e>
-        </m:d>
-        <m:r>
-          <m:t>​</m:t>
-        </m:r>
-        <m:r>
-          <m:rPr>
-            <m:sty m:val="p"/>
-          </m:rPr>
-          <m:t>=</m:t>
-        </m:r>
-        <m:r>
-          <m:t>​</m:t>
-        </m:r>
-        <m:d>
-          <m:dPr>
-            <m:begChr m:val="⟨"/>
-            <m:sepChr m:val=""/>
-            <m:endChr m:val="⟩"/>
-            <m:grow/>
-          </m:dPr>
-          <m:e>
-            <m:limLow>
-              <m:e>
-                <m:r>
-                  <m:t>u</m:t>
-                </m:r>
-              </m:e>
-              <m:lim>
-                <m:r>
-                  <m:rPr>
-                    <m:sty m:val="p"/>
-                  </m:rPr>
-                  <m:t>∼</m:t>
-                </m:r>
-              </m:lim>
-            </m:limLow>
-            <m:r>
-              <m:rPr>
-                <m:sty m:val="p"/>
-              </m:rPr>
-              <m:t>,</m:t>
-            </m:r>
-            <m:sSup>
-              <m:e>
-                <m:r>
-                  <m:t>T</m:t>
-                </m:r>
-              </m:e>
-              <m:sup>
-                <m:r>
-                  <m:rPr>
-                    <m:sty m:val="p"/>
-                  </m:rPr>
-                  <m:t>*</m:t>
-                </m:r>
-              </m:sup>
-            </m:sSup>
-            <m:limLow>
-              <m:e>
-                <m:r>
-                  <m:t>v</m:t>
-                </m:r>
-              </m:e>
-              <m:lim>
-                <m:r>
-                  <m:rPr>
-                    <m:sty m:val="p"/>
-                  </m:rPr>
-                  <m:t>∼</m:t>
-                </m:r>
-              </m:lim>
-            </m:limLow>
-          </m:e>
-        </m:d>
-        <m:r>
-          <m:t>​</m:t>
-        </m:r>
-      </m:oMath>
+      <w:r>
+        <w:t xml:space="preserve">$\mathopen{}\left\langle T\mathord{\smash[b]{\underset{\raise.3ex\hbox{$\scriptstyle\sim$}}{u}}\vphantom{u}}, \mathord{\smash[b]{\underset{\raise.3ex\hbox{$\scriptstyle\sim$}}{v}}\vphantom{v}}\right\rangle\mathclose{} = \mathopen{}\left\langle \mathord{\smash[b]{\underset{\raise.3ex\hbox{$\scriptstyle\sim$}}{u}}\vphantom{u}}, T^*\mathord{\smash[b]{\underset{\raise.3ex\hbox{$\scriptstyle\sim$}}{v}}\vphantom{v}}\right\rangle\mathclose{}$</w:t>
+      </w:r>
       <w:r>
         <w:t xml:space="preserve"> </w:t>
       </w:r>
@@ -6757,51 +5396,13 @@
         </w:rPr>
         <w:t xml:space="preserve">Theorem 3 (</w:t>
       </w:r>
-      <m:oMath>
-        <m:sSup>
-          <m:e>
-            <m:limLow>
-              <m:e>
-                <m:r>
-                  <m:t>z</m:t>
-                </m:r>
-              </m:e>
-              <m:lim>
-                <m:r>
-                  <m:rPr>
-                    <m:sty m:val="p"/>
-                  </m:rPr>
-                  <m:t>∼</m:t>
-                </m:r>
-              </m:lim>
-            </m:limLow>
-          </m:e>
-          <m:sup>
-            <m:r>
-              <m:rPr>
-                <m:scr m:val="sans-serif"/>
-                <m:sty m:val="p"/>
-              </m:rPr>
-              <m:t>H</m:t>
-            </m:r>
-          </m:sup>
-        </m:sSup>
-        <m:limLow>
-          <m:e>
-            <m:r>
-              <m:t>z</m:t>
-            </m:r>
-          </m:e>
-          <m:lim>
-            <m:r>
-              <m:rPr>
-                <m:sty m:val="p"/>
-              </m:rPr>
-              <m:t>∼</m:t>
-            </m:r>
-          </m:lim>
-        </m:limLow>
-      </m:oMath>
+      <w:r>
+        <w:rPr>
+          <w:b/>
+          <w:bCs/>
+        </w:rPr>
+        <w:t xml:space="preserve">$\mathord{\smash[b]{\underset{\raise.3ex\hbox{$\scriptstyle\sim$}}{z}}\vphantom{z}}^{\mathsf{H}}\mathord{\smash[b]{\underset{\raise.3ex\hbox{$\scriptstyle\sim$}}{z}}\vphantom{z}}$</w:t>
+      </w:r>
       <w:r>
         <w:rPr>
           <w:b/>
@@ -6825,45 +5426,9 @@
       <w:r>
         <w:t xml:space="preserve"> </w:t>
       </w:r>
-      <m:oMath>
-        <m:limLow>
-          <m:e>
-            <m:r>
-              <m:t>z</m:t>
-            </m:r>
-          </m:e>
-          <m:lim>
-            <m:r>
-              <m:rPr>
-                <m:sty m:val="p"/>
-              </m:rPr>
-              <m:t>∼</m:t>
-            </m:r>
-          </m:lim>
-        </m:limLow>
-        <m:r>
-          <m:rPr>
-            <m:sty m:val="p"/>
-          </m:rPr>
-          <m:t>∈</m:t>
-        </m:r>
-        <m:sSup>
-          <m:e>
-            <m:r>
-              <m:rPr>
-                <m:scr m:val="double-struck"/>
-                <m:sty m:val="p"/>
-              </m:rPr>
-              <m:t>C</m:t>
-            </m:r>
-          </m:e>
-          <m:sup>
-            <m:r>
-              <m:t>p</m:t>
-            </m:r>
-          </m:sup>
-        </m:sSup>
-      </m:oMath>
+      <w:r>
+        <w:t xml:space="preserve">$\mathord{\smash[b]{\underset{\raise.3ex\hbox{$\scriptstyle\sim$}}{z}}\vphantom{z}} \in \mathbb{C}^p$</w:t>
+      </w:r>
       <w:r>
         <w:t xml:space="preserve">,</w:t>
       </w:r>
@@ -6872,197 +5437,9 @@
       <w:pPr>
         <w:pStyle w:val="BodyText"/>
       </w:pPr>
-      <m:oMathPara>
-        <m:oMathParaPr>
-          <m:jc m:val="center"/>
-        </m:oMathParaPr>
-        <m:oMath>
-          <m:limLow>
-            <m:e>
-              <m:limLow>
-                <m:e>
-                  <m:sSup>
-                    <m:e>
-                      <m:limLow>
-                        <m:e>
-                          <m:r>
-                            <m:t>z</m:t>
-                          </m:r>
-                        </m:e>
-                        <m:lim>
-                          <m:r>
-                            <m:rPr>
-                              <m:sty m:val="p"/>
-                            </m:rPr>
-                            <m:t>∼</m:t>
-                          </m:r>
-                        </m:lim>
-                      </m:limLow>
-                    </m:e>
-                    <m:sup>
-                      <m:r>
-                        <m:rPr>
-                          <m:scr m:val="sans-serif"/>
-                          <m:sty m:val="p"/>
-                        </m:rPr>
-                        <m:t>H</m:t>
-                      </m:r>
-                    </m:sup>
-                  </m:sSup>
-                </m:e>
-                <m:lim>
-                  <m:r>
-                    <m:rPr>
-                      <m:sty m:val="p"/>
-                    </m:rPr>
-                    <m:t>⏟</m:t>
-                  </m:r>
-                </m:lim>
-              </m:limLow>
-            </m:e>
-            <m:lim>
-              <m:r>
-                <m:t>1</m:t>
-              </m:r>
-              <m:r>
-                <m:rPr>
-                  <m:sty m:val="p"/>
-                </m:rPr>
-                <m:t>×</m:t>
-              </m:r>
-              <m:r>
-                <m:t>p</m:t>
-              </m:r>
-            </m:lim>
-          </m:limLow>
-          <m:r>
-            <m:t> </m:t>
-          </m:r>
-          <m:limLow>
-            <m:e>
-              <m:limLow>
-                <m:e>
-                  <m:limLow>
-                    <m:e>
-                      <m:r>
-                        <m:t>z</m:t>
-                      </m:r>
-                    </m:e>
-                    <m:lim>
-                      <m:r>
-                        <m:rPr>
-                          <m:sty m:val="p"/>
-                        </m:rPr>
-                        <m:t>∼</m:t>
-                      </m:r>
-                    </m:lim>
-                  </m:limLow>
-                </m:e>
-                <m:lim>
-                  <m:r>
-                    <m:rPr>
-                      <m:sty m:val="p"/>
-                    </m:rPr>
-                    <m:t>⏟</m:t>
-                  </m:r>
-                </m:lim>
-              </m:limLow>
-            </m:e>
-            <m:lim>
-              <m:r>
-                <m:t>p</m:t>
-              </m:r>
-              <m:r>
-                <m:rPr>
-                  <m:sty m:val="p"/>
-                </m:rPr>
-                <m:t>×</m:t>
-              </m:r>
-              <m:r>
-                <m:t>1</m:t>
-              </m:r>
-            </m:lim>
-          </m:limLow>
-          <m:r>
-            <m:rPr>
-              <m:sty m:val="p"/>
-            </m:rPr>
-            <m:t>=</m:t>
-          </m:r>
-          <m:nary>
-            <m:naryPr>
-              <m:chr m:val="∑"/>
-              <m:limLoc m:val="undOvr"/>
-              <m:subHide m:val="off"/>
-              <m:supHide m:val="off"/>
-            </m:naryPr>
-            <m:sub>
-              <m:r>
-                <m:t>j</m:t>
-              </m:r>
-              <m:r>
-                <m:rPr>
-                  <m:sty m:val="p"/>
-                </m:rPr>
-                <m:t>=</m:t>
-              </m:r>
-              <m:r>
-                <m:t>1</m:t>
-              </m:r>
-            </m:sub>
-            <m:sup>
-              <m:r>
-                <m:t>p</m:t>
-              </m:r>
-            </m:sup>
-            <m:e>
-              <m:r>
-                <m:t>​</m:t>
-              </m:r>
-            </m:e>
-          </m:nary>
-          <m:d>
-            <m:dPr>
-              <m:begChr m:val="|"/>
-              <m:sepChr m:val=""/>
-              <m:endChr m:val="|"/>
-              <m:grow/>
-            </m:dPr>
-            <m:e>
-              <m:sSub>
-                <m:e>
-                  <m:r>
-                    <m:t>z</m:t>
-                  </m:r>
-                </m:e>
-                <m:sub>
-                  <m:r>
-                    <m:t>j</m:t>
-                  </m:r>
-                </m:sub>
-              </m:sSub>
-            </m:e>
-          </m:d>
-          <m:sSup>
-            <m:e>
-              <m:r>
-                <m:t>​</m:t>
-              </m:r>
-            </m:e>
-            <m:sup>
-              <m:r>
-                <m:t>2</m:t>
-              </m:r>
-            </m:sup>
-          </m:sSup>
-          <m:r>
-            <m:rPr>
-              <m:sty m:val="p"/>
-            </m:rPr>
-            <m:t>,</m:t>
-          </m:r>
-        </m:oMath>
-      </m:oMathPara>
+      <w:r>
+        <w:t xml:space="preserve">$$\underbrace{\mathord{\smash[b]{\underset{\raise.3ex\hbox{$\scriptstyle\sim$}}{z}}\vphantom{z}}^{\mathsf{H}}}_{1 \times p}\,\underbrace{\mathord{\smash[b]{\underset{\raise.3ex\hbox{$\scriptstyle\sim$}}{z}}\vphantom{z}}}_{p \times 1} = \sum_{j=1}^p\mathopen{}\left|z_j\right|\mathclose{}^2,$$</w:t>
+      </w:r>
     </w:p>
     <w:p>
       <w:pPr>
@@ -7094,62 +5471,9 @@
       <w:r>
         <w:t xml:space="preserve"> </w:t>
       </w:r>
-      <m:oMath>
-        <m:limLow>
-          <m:e>
-            <m:r>
-              <m:t>z</m:t>
-            </m:r>
-          </m:e>
-          <m:lim>
-            <m:r>
-              <m:rPr>
-                <m:sty m:val="p"/>
-              </m:rPr>
-              <m:t>∼</m:t>
-            </m:r>
-          </m:lim>
-        </m:limLow>
-        <m:r>
-          <m:rPr>
-            <m:sty m:val="p"/>
-          </m:rPr>
-          <m:t>=</m:t>
-        </m:r>
-        <m:sSub>
-          <m:e>
-            <m:limLow>
-              <m:e>
-                <m:r>
-                  <m:t>0</m:t>
-                </m:r>
-              </m:e>
-              <m:lim>
-                <m:r>
-                  <m:rPr>
-                    <m:sty m:val="p"/>
-                  </m:rPr>
-                  <m:t>∼</m:t>
-                </m:r>
-              </m:lim>
-            </m:limLow>
-          </m:e>
-          <m:sub>
-            <m:r>
-              <m:t>p</m:t>
-            </m:r>
-            <m:r>
-              <m:rPr>
-                <m:sty m:val="p"/>
-              </m:rPr>
-              <m:t>×</m:t>
-            </m:r>
-            <m:r>
-              <m:t>1</m:t>
-            </m:r>
-          </m:sub>
-        </m:sSub>
-      </m:oMath>
+      <w:r>
+        <w:t xml:space="preserve">$\mathord{\smash[b]{\underset{\raise.3ex\hbox{$\scriptstyle\sim$}}{z}}\vphantom{z}} = \mathord{\smash[b]{\underset{\raise.3ex\hbox{$\scriptstyle\sim$}}{0}}\vphantom{0}}_{p \times 1}$</w:t>
+      </w:r>
       <w:r>
         <w:t xml:space="preserve">.</w:t>
       </w:r>
@@ -7191,336 +5515,21 @@
       <w:pPr>
         <w:pStyle w:val="BodyText"/>
       </w:pPr>
-      <m:oMathPara>
-        <m:oMathParaPr>
-          <m:jc m:val="center"/>
-        </m:oMathParaPr>
-        <m:oMath>
-          <m:eqArr>
-            <m:e>
-              <m:sSup>
-                <m:e>
-                  <m:limLow>
-                    <m:e>
-                      <m:r>
-                        <m:t>z</m:t>
-                      </m:r>
-                    </m:e>
-                    <m:lim>
-                      <m:r>
-                        <m:rPr>
-                          <m:sty m:val="p"/>
-                        </m:rPr>
-                        <m:t>∼</m:t>
-                      </m:r>
-                    </m:lim>
-                  </m:limLow>
-                </m:e>
-                <m:sup>
-                  <m:r>
-                    <m:rPr>
-                      <m:scr m:val="sans-serif"/>
-                      <m:sty m:val="p"/>
-                    </m:rPr>
-                    <m:t>H</m:t>
-                  </m:r>
-                </m:sup>
-              </m:sSup>
-              <m:limLow>
-                <m:e>
-                  <m:r>
-                    <m:t>z</m:t>
-                  </m:r>
-                </m:e>
-                <m:lim>
-                  <m:r>
-                    <m:rPr>
-                      <m:sty m:val="p"/>
-                    </m:rPr>
-                    <m:t>∼</m:t>
-                  </m:r>
-                </m:lim>
-              </m:limLow>
-              <m:r>
-                <m:t>&amp;</m:t>
-              </m:r>
-              <m:r>
-                <m:rPr>
-                  <m:sty m:val="p"/>
-                </m:rPr>
-                <m:t>=</m:t>
-              </m:r>
-              <m:nary>
-                <m:naryPr>
-                  <m:chr m:val="∑"/>
-                  <m:limLoc m:val="undOvr"/>
-                  <m:subHide m:val="off"/>
-                  <m:supHide m:val="off"/>
-                </m:naryPr>
-                <m:sub>
-                  <m:r>
-                    <m:t>j</m:t>
-                  </m:r>
-                  <m:r>
-                    <m:rPr>
-                      <m:sty m:val="p"/>
-                    </m:rPr>
-                    <m:t>=</m:t>
-                  </m:r>
-                  <m:r>
-                    <m:t>1</m:t>
-                  </m:r>
-                </m:sub>
-                <m:sup>
-                  <m:r>
-                    <m:t>p</m:t>
-                  </m:r>
-                </m:sup>
-                <m:e>
-                  <m:bar>
-                    <m:barPr>
-                      <m:pos m:val="top"/>
-                    </m:barPr>
-                    <m:e>
-                      <m:sSub>
-                        <m:e>
-                          <m:r>
-                            <m:t>z</m:t>
-                          </m:r>
-                        </m:e>
-                        <m:sub>
-                          <m:r>
-                            <m:t>j</m:t>
-                          </m:r>
-                        </m:sub>
-                      </m:sSub>
-                    </m:e>
-                  </m:bar>
-                </m:e>
-              </m:nary>
-              <m:r>
-                <m:t> </m:t>
-              </m:r>
-              <m:sSub>
-                <m:e>
-                  <m:r>
-                    <m:t>z</m:t>
-                  </m:r>
-                </m:e>
-                <m:sub>
-                  <m:r>
-                    <m:t>j</m:t>
-                  </m:r>
-                </m:sub>
-              </m:sSub>
-              <m:r>
-                <m:t>&amp;</m:t>
-              </m:r>
-              <m:r>
-                <m:t>&amp;</m:t>
-              </m:r>
-              <m:r>
-                <m:rPr>
-                  <m:nor/>
-                  <m:sty m:val="p"/>
-                </m:rPr>
-                <m:t>(</m:t>
-              </m:r>
-              <m:r>
-                <m:rPr>
-                  <m:nor/>
-                  <m:sty m:val="p"/>
-                </m:rPr>
-                <m:t>Definition 4</m:t>
-              </m:r>
-              <m:r>
-                <m:rPr>
-                  <m:nor/>
-                  <m:sty m:val="p"/>
-                </m:rPr>
-                <m:t>, and the row-times-column product)</m:t>
-              </m:r>
-            </m:e>
-            <m:e>
-              <m:r>
-                <m:t>&amp;</m:t>
-              </m:r>
-              <m:r>
-                <m:rPr>
-                  <m:sty m:val="p"/>
-                </m:rPr>
-                <m:t>=</m:t>
-              </m:r>
-              <m:nary>
-                <m:naryPr>
-                  <m:chr m:val="∑"/>
-                  <m:limLoc m:val="undOvr"/>
-                  <m:subHide m:val="off"/>
-                  <m:supHide m:val="off"/>
-                </m:naryPr>
-                <m:sub>
-                  <m:r>
-                    <m:t>j</m:t>
-                  </m:r>
-                  <m:r>
-                    <m:rPr>
-                      <m:sty m:val="p"/>
-                    </m:rPr>
-                    <m:t>=</m:t>
-                  </m:r>
-                  <m:r>
-                    <m:t>1</m:t>
-                  </m:r>
-                </m:sub>
-                <m:sup>
-                  <m:r>
-                    <m:t>p</m:t>
-                  </m:r>
-                </m:sup>
-                <m:e>
-                  <m:sSub>
-                    <m:e>
-                      <m:r>
-                        <m:t>z</m:t>
-                      </m:r>
-                    </m:e>
-                    <m:sub>
-                      <m:r>
-                        <m:t>j</m:t>
-                      </m:r>
-                    </m:sub>
-                  </m:sSub>
-                </m:e>
-              </m:nary>
-              <m:r>
-                <m:t> </m:t>
-              </m:r>
-              <m:bar>
-                <m:barPr>
-                  <m:pos m:val="top"/>
-                </m:barPr>
-                <m:e>
-                  <m:sSub>
-                    <m:e>
-                      <m:r>
-                        <m:t>z</m:t>
-                      </m:r>
-                    </m:e>
-                    <m:sub>
-                      <m:r>
-                        <m:t>j</m:t>
-                      </m:r>
-                    </m:sub>
-                  </m:sSub>
-                </m:e>
-              </m:bar>
-              <m:r>
-                <m:t>&amp;</m:t>
-              </m:r>
-              <m:r>
-                <m:t>&amp;</m:t>
-              </m:r>
-              <m:r>
-                <m:rPr>
-                  <m:nor/>
-                  <m:sty m:val="p"/>
-                </m:rPr>
-                <m:t>(complex multiplication is commutative)</m:t>
-              </m:r>
-            </m:e>
-            <m:e>
-              <m:r>
-                <m:t>&amp;</m:t>
-              </m:r>
-              <m:r>
-                <m:rPr>
-                  <m:sty m:val="p"/>
-                </m:rPr>
-                <m:t>=</m:t>
-              </m:r>
-              <m:nary>
-                <m:naryPr>
-                  <m:chr m:val="∑"/>
-                  <m:limLoc m:val="undOvr"/>
-                  <m:subHide m:val="off"/>
-                  <m:supHide m:val="off"/>
-                </m:naryPr>
-                <m:sub>
-                  <m:r>
-                    <m:t>j</m:t>
-                  </m:r>
-                  <m:r>
-                    <m:rPr>
-                      <m:sty m:val="p"/>
-                    </m:rPr>
-                    <m:t>=</m:t>
-                  </m:r>
-                  <m:r>
-                    <m:t>1</m:t>
-                  </m:r>
-                </m:sub>
-                <m:sup>
-                  <m:r>
-                    <m:t>p</m:t>
-                  </m:r>
-                </m:sup>
-                <m:e>
-                  <m:r>
-                    <m:t>​</m:t>
-                  </m:r>
-                </m:e>
-              </m:nary>
-              <m:d>
-                <m:dPr>
-                  <m:begChr m:val="|"/>
-                  <m:sepChr m:val=""/>
-                  <m:endChr m:val="|"/>
-                  <m:grow/>
-                </m:dPr>
-                <m:e>
-                  <m:sSub>
-                    <m:e>
-                      <m:r>
-                        <m:t>z</m:t>
-                      </m:r>
-                    </m:e>
-                    <m:sub>
-                      <m:r>
-                        <m:t>j</m:t>
-                      </m:r>
-                    </m:sub>
-                  </m:sSub>
-                </m:e>
-              </m:d>
-              <m:sSup>
-                <m:e>
-                  <m:r>
-                    <m:t>​</m:t>
-                  </m:r>
-                </m:e>
-                <m:sup>
-                  <m:r>
-                    <m:t>2</m:t>
-                  </m:r>
-                </m:sup>
-              </m:sSup>
-              <m:r>
-                <m:t>&amp;</m:t>
-              </m:r>
-              <m:r>
-                <m:t>&amp;</m:t>
-              </m:r>
-              <m:r>
-                <m:rPr>
-                  <m:nor/>
-                  <m:sty m:val="p"/>
-                </m:rPr>
-                <m:t>(a number times its conjugate)</m:t>
-              </m:r>
-            </m:e>
-          </m:eqArr>
-        </m:oMath>
-      </m:oMathPara>
+      <w:r>
+        <w:t xml:space="preserve">$$
+    \begin{aligned}
+    \mathord{\smash[b]{\underset{\raise.3ex\hbox{$\scriptstyle\sim$}}{z}}\vphantom{z}}^{\mathsf{H}}\mathord{\smash[b]{\underset{\raise.3ex\hbox{$\scriptstyle\sim$}}{z}}\vphantom{z}}
+    &amp;= \sum_{j=1}^p\overline{z_j}\,z_j
+    &amp;&amp; \text{(}\text{Definition~4}\text{, and the row-times-column product)}
+    \\
+    &amp;= \sum_{j=1}^pz_j\,\overline{z_j}
+    &amp;&amp; \text{(complex multiplication is commutative)}
+    \\
+    &amp;= \sum_{j=1}^p\mathopen{}\left|z_j\right|\mathclose{}^2
+    &amp;&amp; \text{(a number times its conjugate)}
+    \end{aligned}
+    $$</w:t>
+      </w:r>
     </w:p>
     <w:p>
       <w:pPr>
@@ -7925,51 +5934,13 @@
         </w:rPr>
         <w:t xml:space="preserve"> </w:t>
       </w:r>
-      <m:oMath>
-        <m:sSup>
-          <m:e>
-            <m:limLow>
-              <m:e>
-                <m:r>
-                  <m:t>z</m:t>
-                </m:r>
-              </m:e>
-              <m:lim>
-                <m:r>
-                  <m:rPr>
-                    <m:sty m:val="p"/>
-                  </m:rPr>
-                  <m:t>∼</m:t>
-                </m:r>
-              </m:lim>
-            </m:limLow>
-          </m:e>
-          <m:sup>
-            <m:r>
-              <m:rPr>
-                <m:scr m:val="sans-serif"/>
-                <m:sty m:val="p"/>
-              </m:rPr>
-              <m:t>H</m:t>
-            </m:r>
-          </m:sup>
-        </m:sSup>
-        <m:limLow>
-          <m:e>
-            <m:r>
-              <m:t>z</m:t>
-            </m:r>
-          </m:e>
-          <m:lim>
-            <m:r>
-              <m:rPr>
-                <m:sty m:val="p"/>
-              </m:rPr>
-              <m:t>∼</m:t>
-            </m:r>
-          </m:lim>
-        </m:limLow>
-      </m:oMath>
+      <w:r>
+        <w:rPr>
+          <w:b/>
+          <w:bCs/>
+        </w:rPr>
+        <w:t xml:space="preserve">$\mathord{\smash[b]{\underset{\raise.3ex\hbox{$\scriptstyle\sim$}}{z}}\vphantom{z}}^{\mathsf{H}}\mathord{\smash[b]{\underset{\raise.3ex\hbox{$\scriptstyle\sim$}}{z}}\vphantom{z}}$</w:t>
+      </w:r>
       <w:r>
         <w:rPr>
           <w:b/>
@@ -7986,74 +5957,9 @@
       <w:r>
         <w:t xml:space="preserve"> </w:t>
       </w:r>
-      <m:oMath>
-        <m:limLow>
-          <m:e>
-            <m:r>
-              <m:t>z</m:t>
-            </m:r>
-          </m:e>
-          <m:lim>
-            <m:r>
-              <m:rPr>
-                <m:sty m:val="p"/>
-              </m:rPr>
-              <m:t>∼</m:t>
-            </m:r>
-          </m:lim>
-        </m:limLow>
-        <m:r>
-          <m:rPr>
-            <m:sty m:val="p"/>
-          </m:rPr>
-          <m:t>=</m:t>
-        </m:r>
-        <m:sSup>
-          <m:e>
-            <m:r>
-              <m:rPr>
-                <m:sty m:val="p"/>
-              </m:rPr>
-              <m:t>(</m:t>
-            </m:r>
-            <m:r>
-              <m:t>1</m:t>
-            </m:r>
-            <m:r>
-              <m:rPr>
-                <m:sty m:val="p"/>
-              </m:rPr>
-              <m:t>+</m:t>
-            </m:r>
-            <m:r>
-              <m:t>i</m:t>
-            </m:r>
-            <m:r>
-              <m:rPr>
-                <m:sty m:val="p"/>
-              </m:rPr>
-              <m:t>,</m:t>
-            </m:r>
-            <m:r>
-              <m:t>2</m:t>
-            </m:r>
-            <m:r>
-              <m:rPr>
-                <m:sty m:val="p"/>
-              </m:rPr>
-              <m:t>)</m:t>
-            </m:r>
-          </m:e>
-          <m:sup>
-            <m:r>
-              <m:rPr>
-                <m:sty m:val="p"/>
-              </m:rPr>
-              <m:t>⊤</m:t>
-            </m:r>
-          </m:sup>
-        </m:sSup>
-      </m:oMath>
+      <w:r>
+        <w:t xml:space="preserve">$\mathord{\smash[b]{\underset{\raise.3ex\hbox{$\scriptstyle\sim$}}{z}}\vphantom{z}} = {(1 + i, 2)}^{\top}$</w:t>
+      </w:r>
       <w:r>
         <w:t xml:space="preserve">.</w:t>
       </w:r>
@@ -8082,407 +5988,24 @@
       <w:pPr>
         <w:pStyle w:val="BodyText"/>
       </w:pPr>
-      <m:oMathPara>
-        <m:oMathParaPr>
-          <m:jc m:val="center"/>
-        </m:oMathParaPr>
-        <m:oMath>
-          <m:eqArr>
-            <m:e>
-              <m:limLow>
-                <m:e>
-                  <m:limLow>
-                    <m:e>
-                      <m:sSup>
-                        <m:e>
-                          <m:limLow>
-                            <m:e>
-                              <m:r>
-                                <m:t>z</m:t>
-                              </m:r>
-                            </m:e>
-                            <m:lim>
-                              <m:r>
-                                <m:rPr>
-                                  <m:sty m:val="p"/>
-                                </m:rPr>
-                                <m:t>∼</m:t>
-                              </m:r>
-                            </m:lim>
-                          </m:limLow>
-                        </m:e>
-                        <m:sup>
-                          <m:r>
-                            <m:rPr>
-                              <m:scr m:val="sans-serif"/>
-                              <m:sty m:val="p"/>
-                            </m:rPr>
-                            <m:t>H</m:t>
-                          </m:r>
-                        </m:sup>
-                      </m:sSup>
-                    </m:e>
-                    <m:lim>
-                      <m:r>
-                        <m:rPr>
-                          <m:sty m:val="p"/>
-                        </m:rPr>
-                        <m:t>⏟</m:t>
-                      </m:r>
-                    </m:lim>
-                  </m:limLow>
-                </m:e>
-                <m:lim>
-                  <m:r>
-                    <m:t>1</m:t>
-                  </m:r>
-                  <m:r>
-                    <m:rPr>
-                      <m:sty m:val="p"/>
-                    </m:rPr>
-                    <m:t>×</m:t>
-                  </m:r>
-                  <m:r>
-                    <m:t>2</m:t>
-                  </m:r>
-                </m:lim>
-              </m:limLow>
-              <m:r>
-                <m:t> </m:t>
-              </m:r>
-              <m:limLow>
-                <m:e>
-                  <m:limLow>
-                    <m:e>
-                      <m:limLow>
-                        <m:e>
-                          <m:r>
-                            <m:t>z</m:t>
-                          </m:r>
-                        </m:e>
-                        <m:lim>
-                          <m:r>
-                            <m:rPr>
-                              <m:sty m:val="p"/>
-                            </m:rPr>
-                            <m:t>∼</m:t>
-                          </m:r>
-                        </m:lim>
-                      </m:limLow>
-                    </m:e>
-                    <m:lim>
-                      <m:r>
-                        <m:rPr>
-                          <m:sty m:val="p"/>
-                        </m:rPr>
-                        <m:t>⏟</m:t>
-                      </m:r>
-                    </m:lim>
-                  </m:limLow>
-                </m:e>
-                <m:lim>
-                  <m:r>
-                    <m:t>2</m:t>
-                  </m:r>
-                  <m:r>
-                    <m:rPr>
-                      <m:sty m:val="p"/>
-                    </m:rPr>
-                    <m:t>×</m:t>
-                  </m:r>
-                  <m:r>
-                    <m:t>1</m:t>
-                  </m:r>
-                </m:lim>
-              </m:limLow>
-              <m:r>
-                <m:t>&amp;</m:t>
-              </m:r>
-              <m:r>
-                <m:rPr>
-                  <m:sty m:val="p"/>
-                </m:rPr>
-                <m:t>=</m:t>
-              </m:r>
-              <m:r>
-                <m:t>​</m:t>
-              </m:r>
-              <m:d>
-                <m:dPr>
-                  <m:begChr m:val="|"/>
-                  <m:sepChr m:val=""/>
-                  <m:endChr m:val="|"/>
-                  <m:grow/>
-                </m:dPr>
-                <m:e>
-                  <m:r>
-                    <m:t>1</m:t>
-                  </m:r>
-                  <m:r>
-                    <m:rPr>
-                      <m:sty m:val="p"/>
-                    </m:rPr>
-                    <m:t>+</m:t>
-                  </m:r>
-                  <m:r>
-                    <m:t>i</m:t>
-                  </m:r>
-                </m:e>
-              </m:d>
-              <m:sSup>
-                <m:e>
-                  <m:r>
-                    <m:t>​</m:t>
-                  </m:r>
-                </m:e>
-                <m:sup>
-                  <m:r>
-                    <m:t>2</m:t>
-                  </m:r>
-                </m:sup>
-              </m:sSup>
-              <m:r>
-                <m:rPr>
-                  <m:sty m:val="p"/>
-                </m:rPr>
-                <m:t>+</m:t>
-              </m:r>
-              <m:r>
-                <m:t>​</m:t>
-              </m:r>
-              <m:d>
-                <m:dPr>
-                  <m:begChr m:val="|"/>
-                  <m:sepChr m:val=""/>
-                  <m:endChr m:val="|"/>
-                  <m:grow/>
-                </m:dPr>
-                <m:e>
-                  <m:r>
-                    <m:t>2</m:t>
-                  </m:r>
-                </m:e>
-              </m:d>
-              <m:sSup>
-                <m:e>
-                  <m:r>
-                    <m:t>​</m:t>
-                  </m:r>
-                </m:e>
-                <m:sup>
-                  <m:r>
-                    <m:t>2</m:t>
-                  </m:r>
-                </m:sup>
-              </m:sSup>
-              <m:r>
-                <m:t>&amp;</m:t>
-              </m:r>
-              <m:r>
-                <m:t>&amp;</m:t>
-              </m:r>
-              <m:r>
-                <m:rPr>
-                  <m:nor/>
-                  <m:sty m:val="p"/>
-                </m:rPr>
-                <m:t>(</m:t>
-              </m:r>
-              <m:r>
-                <m:rPr>
-                  <m:nor/>
-                  <m:sty m:val="p"/>
-                </m:rPr>
-                <m:t>Theorem 3</m:t>
-              </m:r>
-              <m:r>
-                <m:rPr>
-                  <m:nor/>
-                  <m:sty m:val="p"/>
-                </m:rPr>
-                <m:t>)</m:t>
-              </m:r>
-            </m:e>
-            <m:e>
-              <m:r>
-                <m:t>&amp;</m:t>
-              </m:r>
-              <m:r>
-                <m:rPr>
-                  <m:sty m:val="p"/>
-                </m:rPr>
-                <m:t>=</m:t>
-              </m:r>
-              <m:r>
-                <m:rPr>
-                  <m:sty m:val="p"/>
-                </m:rPr>
-                <m:t>(</m:t>
-              </m:r>
-              <m:sSup>
-                <m:e>
-                  <m:r>
-                    <m:t>1</m:t>
-                  </m:r>
-                </m:e>
-                <m:sup>
-                  <m:r>
-                    <m:t>2</m:t>
-                  </m:r>
-                </m:sup>
-              </m:sSup>
-              <m:r>
-                <m:rPr>
-                  <m:sty m:val="p"/>
-                </m:rPr>
-                <m:t>+</m:t>
-              </m:r>
-              <m:sSup>
-                <m:e>
-                  <m:r>
-                    <m:t>1</m:t>
-                  </m:r>
-                </m:e>
-                <m:sup>
-                  <m:r>
-                    <m:t>2</m:t>
-                  </m:r>
-                </m:sup>
-              </m:sSup>
-              <m:r>
-                <m:rPr>
-                  <m:sty m:val="p"/>
-                </m:rPr>
-                <m:t>)</m:t>
-              </m:r>
-              <m:r>
-                <m:rPr>
-                  <m:sty m:val="p"/>
-                </m:rPr>
-                <m:t>+</m:t>
-              </m:r>
-              <m:r>
-                <m:rPr>
-                  <m:sty m:val="p"/>
-                </m:rPr>
-                <m:t>(</m:t>
-              </m:r>
-              <m:sSup>
-                <m:e>
-                  <m:r>
-                    <m:t>2</m:t>
-                  </m:r>
-                </m:e>
-                <m:sup>
-                  <m:r>
-                    <m:t>2</m:t>
-                  </m:r>
-                </m:sup>
-              </m:sSup>
-              <m:r>
-                <m:rPr>
-                  <m:sty m:val="p"/>
-                </m:rPr>
-                <m:t>+</m:t>
-              </m:r>
-              <m:sSup>
-                <m:e>
-                  <m:r>
-                    <m:t>0</m:t>
-                  </m:r>
-                </m:e>
-                <m:sup>
-                  <m:r>
-                    <m:t>2</m:t>
-                  </m:r>
-                </m:sup>
-              </m:sSup>
-              <m:r>
-                <m:rPr>
-                  <m:sty m:val="p"/>
-                </m:rPr>
-                <m:t>)</m:t>
-              </m:r>
-              <m:r>
-                <m:t>&amp;</m:t>
-              </m:r>
-              <m:r>
-                <m:t>&amp;</m:t>
-              </m:r>
-              <m:r>
-                <m:rPr>
-                  <m:nor/>
-                  <m:sty m:val="p"/>
-                </m:rPr>
-                <m:t>(definition of the absolute value, squared)</m:t>
-              </m:r>
-            </m:e>
-            <m:e>
-              <m:r>
-                <m:t>&amp;</m:t>
-              </m:r>
-              <m:r>
-                <m:rPr>
-                  <m:sty m:val="p"/>
-                </m:rPr>
-                <m:t>=</m:t>
-              </m:r>
-              <m:r>
-                <m:t>2</m:t>
-              </m:r>
-              <m:r>
-                <m:rPr>
-                  <m:sty m:val="p"/>
-                </m:rPr>
-                <m:t>+</m:t>
-              </m:r>
-              <m:r>
-                <m:t>4</m:t>
-              </m:r>
-              <m:r>
-                <m:t>&amp;</m:t>
-              </m:r>
-              <m:r>
-                <m:t>&amp;</m:t>
-              </m:r>
-              <m:r>
-                <m:rPr>
-                  <m:nor/>
-                  <m:sty m:val="p"/>
-                </m:rPr>
-                <m:t>(add inside each group)</m:t>
-              </m:r>
-            </m:e>
-            <m:e>
-              <m:r>
-                <m:t>&amp;</m:t>
-              </m:r>
-              <m:r>
-                <m:rPr>
-                  <m:sty m:val="p"/>
-                </m:rPr>
-                <m:t>=</m:t>
-              </m:r>
-              <m:r>
-                <m:t>6</m:t>
-              </m:r>
-              <m:r>
-                <m:t>&amp;</m:t>
-              </m:r>
-              <m:r>
-                <m:t>&amp;</m:t>
-              </m:r>
-              <m:r>
-                <m:rPr>
-                  <m:nor/>
-                  <m:sty m:val="p"/>
-                </m:rPr>
-                <m:t>(add)</m:t>
-              </m:r>
-            </m:e>
-          </m:eqArr>
-        </m:oMath>
-      </m:oMathPara>
+      <w:r>
+        <w:t xml:space="preserve">$$
+    \begin{aligned}
+    \underbrace{\mathord{\smash[b]{\underset{\raise.3ex\hbox{$\scriptstyle\sim$}}{z}}\vphantom{z}}^{\mathsf{H}}}_{1 \times 2}\,\underbrace{\mathord{\smash[b]{\underset{\raise.3ex\hbox{$\scriptstyle\sim$}}{z}}\vphantom{z}}}_{2 \times 1}
+    &amp;= \mathopen{}\left|1 + i\right|\mathclose{}^2 + \mathopen{}\left|2\right|\mathclose{}^2
+    &amp;&amp; \text{(}\text{Theorem~3}\text{)}
+    \\
+    &amp;= (1^2 + 1^2) + (2^2 + 0^2)
+    &amp;&amp; \text{(definition of the absolute value, squared)}
+    \\
+    &amp;= 2 + 4
+    &amp;&amp; \text{(add inside each group)}
+    \\
+    &amp;= 6
+    &amp;&amp; \text{(add)}
+    \end{aligned}
+    $$</w:t>
+      </w:r>
     </w:p>
     <w:p>
       <w:pPr>
@@ -8873,140 +6396,33 @@
       <w:r>
         <w:t xml:space="preserve"> </w:t>
       </w:r>
+      <w:r>
+        <w:t xml:space="preserve">$\mathord{\smash[b]{\underset{\raise.3ex\hbox{$\scriptstyle\sim$}}{x}}\vphantom{x}}$</w:t>
+      </w:r>
+      <w:r>
+        <w:t xml:space="preserve">,</w:t>
+      </w:r>
+      <w:r>
+        <w:t xml:space="preserve"> </w:t>
+      </w:r>
+      <w:r>
+        <w:t xml:space="preserve">${\mathord{\smash[b]{\underset{\raise.3ex\hbox{$\scriptstyle\sim$}}{x}}\vphantom{x}}}^{\top}\mathord{\smash[b]{\underset{\raise.3ex\hbox{$\scriptstyle\sim$}}{x}}\vphantom{x}}= \sum_{j=1}^px_j^2$</w:t>
+      </w:r>
+      <w:r>
+        <w:t xml:space="preserve"> </w:t>
+      </w:r>
+      <w:r>
+        <w:t xml:space="preserve">is</w:t>
+      </w:r>
+      <w:r>
+        <w:t xml:space="preserve"> </w:t>
+      </w:r>
       <m:oMath>
-        <m:limLow>
-          <m:e>
-            <m:r>
-              <m:t>x</m:t>
-            </m:r>
-          </m:e>
-          <m:lim>
-            <m:r>
-              <m:rPr>
-                <m:sty m:val="p"/>
-              </m:rPr>
-              <m:t>∼</m:t>
-            </m:r>
-          </m:lim>
-        </m:limLow>
+        <m:r>
+          <m:t>0</m:t>
+        </m:r>
       </m:oMath>
       <w:r>
-        <w:t xml:space="preserve">,</w:t>
-      </w:r>
-      <w:r>
-        <w:t xml:space="preserve"> </w:t>
-      </w:r>
-      <m:oMath>
-        <m:sSup>
-          <m:e>
-            <m:limLow>
-              <m:e>
-                <m:r>
-                  <m:t>x</m:t>
-                </m:r>
-              </m:e>
-              <m:lim>
-                <m:r>
-                  <m:rPr>
-                    <m:sty m:val="p"/>
-                  </m:rPr>
-                  <m:t>∼</m:t>
-                </m:r>
-              </m:lim>
-            </m:limLow>
-          </m:e>
-          <m:sup>
-            <m:r>
-              <m:rPr>
-                <m:sty m:val="p"/>
-              </m:rPr>
-              <m:t>⊤</m:t>
-            </m:r>
-          </m:sup>
-        </m:sSup>
-        <m:limLow>
-          <m:e>
-            <m:r>
-              <m:t>x</m:t>
-            </m:r>
-          </m:e>
-          <m:lim>
-            <m:r>
-              <m:rPr>
-                <m:sty m:val="p"/>
-              </m:rPr>
-              <m:t>∼</m:t>
-            </m:r>
-          </m:lim>
-        </m:limLow>
-        <m:r>
-          <m:rPr>
-            <m:sty m:val="p"/>
-          </m:rPr>
-          <m:t>=</m:t>
-        </m:r>
-        <m:nary>
-          <m:naryPr>
-            <m:chr m:val="∑"/>
-            <m:limLoc m:val="undOvr"/>
-            <m:subHide m:val="off"/>
-            <m:supHide m:val="off"/>
-          </m:naryPr>
-          <m:sub>
-            <m:r>
-              <m:t>j</m:t>
-            </m:r>
-            <m:r>
-              <m:rPr>
-                <m:sty m:val="p"/>
-              </m:rPr>
-              <m:t>=</m:t>
-            </m:r>
-            <m:r>
-              <m:t>1</m:t>
-            </m:r>
-          </m:sub>
-          <m:sup>
-            <m:r>
-              <m:t>p</m:t>
-            </m:r>
-          </m:sup>
-          <m:e>
-            <m:sSubSup>
-              <m:e>
-                <m:r>
-                  <m:t>x</m:t>
-                </m:r>
-              </m:e>
-              <m:sub>
-                <m:r>
-                  <m:t>j</m:t>
-                </m:r>
-              </m:sub>
-              <m:sup>
-                <m:r>
-                  <m:t>2</m:t>
-                </m:r>
-              </m:sup>
-            </m:sSubSup>
-          </m:e>
-        </m:nary>
-      </m:oMath>
-      <w:r>
-        <w:t xml:space="preserve"> </w:t>
-      </w:r>
-      <w:r>
-        <w:t xml:space="preserve">is</w:t>
-      </w:r>
-      <w:r>
-        <w:t xml:space="preserve"> </w:t>
-      </w:r>
-      <m:oMath>
-        <m:r>
-          <m:t>0</m:t>
-        </m:r>
-      </m:oMath>
-      <w:r>
         <w:t xml:space="preserve"> </w:t>
       </w:r>
       <w:r>
@@ -9015,23 +6431,9 @@
       <w:r>
         <w:t xml:space="preserve"> </w:t>
       </w:r>
-      <m:oMath>
-        <m:limLow>
-          <m:e>
-            <m:r>
-              <m:t>x</m:t>
-            </m:r>
-          </m:e>
-          <m:lim>
-            <m:r>
-              <m:rPr>
-                <m:sty m:val="p"/>
-              </m:rPr>
-              <m:t>∼</m:t>
-            </m:r>
-          </m:lim>
-        </m:limLow>
-      </m:oMath>
+      <w:r>
+        <w:t xml:space="preserve">$\mathord{\smash[b]{\underset{\raise.3ex\hbox{$\scriptstyle\sim$}}{x}}\vphantom{x}}$</w:t>
+      </w:r>
       <w:r>
         <w:t xml:space="preserve"> </w:t>
       </w:r>
@@ -9053,65 +6455,9 @@
       <w:r>
         <w:t xml:space="preserve"> </w:t>
       </w:r>
-      <m:oMath>
-        <m:limLow>
-          <m:e>
-            <m:r>
-              <m:t>z</m:t>
-            </m:r>
-          </m:e>
-          <m:lim>
-            <m:r>
-              <m:rPr>
-                <m:sty m:val="p"/>
-              </m:rPr>
-              <m:t>∼</m:t>
-            </m:r>
-          </m:lim>
-        </m:limLow>
-        <m:r>
-          <m:rPr>
-            <m:sty m:val="p"/>
-          </m:rPr>
-          <m:t>=</m:t>
-        </m:r>
-        <m:sSup>
-          <m:e>
-            <m:r>
-              <m:rPr>
-                <m:sty m:val="p"/>
-              </m:rPr>
-              <m:t>(</m:t>
-            </m:r>
-            <m:r>
-              <m:t>1</m:t>
-            </m:r>
-            <m:r>
-              <m:rPr>
-                <m:sty m:val="p"/>
-              </m:rPr>
-              <m:t>,</m:t>
-            </m:r>
-            <m:r>
-              <m:t>i</m:t>
-            </m:r>
-            <m:r>
-              <m:rPr>
-                <m:sty m:val="p"/>
-              </m:rPr>
-              <m:t>)</m:t>
-            </m:r>
-          </m:e>
-          <m:sup>
-            <m:r>
-              <m:rPr>
-                <m:sty m:val="p"/>
-              </m:rPr>
-              <m:t>⊤</m:t>
-            </m:r>
-          </m:sup>
-        </m:sSup>
-      </m:oMath>
+      <w:r>
+        <w:t xml:space="preserve">$\mathord{\smash[b]{\underset{\raise.3ex\hbox{$\scriptstyle\sim$}}{z}}\vphantom{z}} = {(1, i)}^{\top}$</w:t>
+      </w:r>
       <w:r>
         <w:t xml:space="preserve">. Then</w:t>
       </w:r>
@@ -9120,280 +6466,21 @@
       <w:pPr>
         <w:pStyle w:val="BodyText"/>
       </w:pPr>
-      <m:oMathPara>
-        <m:oMathParaPr>
-          <m:jc m:val="center"/>
-        </m:oMathParaPr>
-        <m:oMath>
-          <m:eqArr>
-            <m:e>
-              <m:limLow>
-                <m:e>
-                  <m:limLow>
-                    <m:e>
-                      <m:sSup>
-                        <m:e>
-                          <m:limLow>
-                            <m:e>
-                              <m:r>
-                                <m:t>z</m:t>
-                              </m:r>
-                            </m:e>
-                            <m:lim>
-                              <m:r>
-                                <m:rPr>
-                                  <m:sty m:val="p"/>
-                                </m:rPr>
-                                <m:t>∼</m:t>
-                              </m:r>
-                            </m:lim>
-                          </m:limLow>
-                        </m:e>
-                        <m:sup>
-                          <m:r>
-                            <m:rPr>
-                              <m:sty m:val="p"/>
-                            </m:rPr>
-                            <m:t>⊤</m:t>
-                          </m:r>
-                        </m:sup>
-                      </m:sSup>
-                    </m:e>
-                    <m:lim>
-                      <m:r>
-                        <m:rPr>
-                          <m:sty m:val="p"/>
-                        </m:rPr>
-                        <m:t>⏟</m:t>
-                      </m:r>
-                    </m:lim>
-                  </m:limLow>
-                </m:e>
-                <m:lim>
-                  <m:r>
-                    <m:t>1</m:t>
-                  </m:r>
-                  <m:r>
-                    <m:rPr>
-                      <m:sty m:val="p"/>
-                    </m:rPr>
-                    <m:t>×</m:t>
-                  </m:r>
-                  <m:r>
-                    <m:t>2</m:t>
-                  </m:r>
-                </m:lim>
-              </m:limLow>
-              <m:r>
-                <m:t> </m:t>
-              </m:r>
-              <m:limLow>
-                <m:e>
-                  <m:limLow>
-                    <m:e>
-                      <m:limLow>
-                        <m:e>
-                          <m:r>
-                            <m:t>z</m:t>
-                          </m:r>
-                        </m:e>
-                        <m:lim>
-                          <m:r>
-                            <m:rPr>
-                              <m:sty m:val="p"/>
-                            </m:rPr>
-                            <m:t>∼</m:t>
-                          </m:r>
-                        </m:lim>
-                      </m:limLow>
-                    </m:e>
-                    <m:lim>
-                      <m:r>
-                        <m:rPr>
-                          <m:sty m:val="p"/>
-                        </m:rPr>
-                        <m:t>⏟</m:t>
-                      </m:r>
-                    </m:lim>
-                  </m:limLow>
-                </m:e>
-                <m:lim>
-                  <m:r>
-                    <m:t>2</m:t>
-                  </m:r>
-                  <m:r>
-                    <m:rPr>
-                      <m:sty m:val="p"/>
-                    </m:rPr>
-                    <m:t>×</m:t>
-                  </m:r>
-                  <m:r>
-                    <m:t>1</m:t>
-                  </m:r>
-                </m:lim>
-              </m:limLow>
-              <m:r>
-                <m:t>&amp;</m:t>
-              </m:r>
-              <m:r>
-                <m:rPr>
-                  <m:sty m:val="p"/>
-                </m:rPr>
-                <m:t>=</m:t>
-              </m:r>
-              <m:r>
-                <m:t>1</m:t>
-              </m:r>
-              <m:r>
-                <m:rPr>
-                  <m:sty m:val="p"/>
-                </m:rPr>
-                <m:t>⋅</m:t>
-              </m:r>
-              <m:r>
-                <m:t>1</m:t>
-              </m:r>
-              <m:r>
-                <m:rPr>
-                  <m:sty m:val="p"/>
-                </m:rPr>
-                <m:t>+</m:t>
-              </m:r>
-              <m:r>
-                <m:t>i</m:t>
-              </m:r>
-              <m:r>
-                <m:rPr>
-                  <m:sty m:val="p"/>
-                </m:rPr>
-                <m:t>⋅</m:t>
-              </m:r>
-              <m:r>
-                <m:t>i</m:t>
-              </m:r>
-              <m:r>
-                <m:t>&amp;</m:t>
-              </m:r>
-              <m:r>
-                <m:t>&amp;</m:t>
-              </m:r>
-              <m:r>
-                <m:rPr>
-                  <m:nor/>
-                  <m:sty m:val="p"/>
-                </m:rPr>
-                <m:t>(multiply entry by entry and add)</m:t>
-              </m:r>
-            </m:e>
-            <m:e>
-              <m:r>
-                <m:t>&amp;</m:t>
-              </m:r>
-              <m:r>
-                <m:rPr>
-                  <m:sty m:val="p"/>
-                </m:rPr>
-                <m:t>=</m:t>
-              </m:r>
-              <m:r>
-                <m:t>1</m:t>
-              </m:r>
-              <m:r>
-                <m:rPr>
-                  <m:sty m:val="p"/>
-                </m:rPr>
-                <m:t>+</m:t>
-              </m:r>
-              <m:sSup>
-                <m:e>
-                  <m:r>
-                    <m:t>i</m:t>
-                  </m:r>
-                </m:e>
-                <m:sup>
-                  <m:r>
-                    <m:t>2</m:t>
-                  </m:r>
-                </m:sup>
-              </m:sSup>
-              <m:r>
-                <m:t>&amp;</m:t>
-              </m:r>
-              <m:r>
-                <m:t>&amp;</m:t>
-              </m:r>
-              <m:r>
-                <m:rPr>
-                  <m:nor/>
-                  <m:sty m:val="p"/>
-                </m:rPr>
-                <m:t>(multiply)</m:t>
-              </m:r>
-            </m:e>
-            <m:e>
-              <m:r>
-                <m:t>&amp;</m:t>
-              </m:r>
-              <m:r>
-                <m:rPr>
-                  <m:sty m:val="p"/>
-                </m:rPr>
-                <m:t>=</m:t>
-              </m:r>
-              <m:r>
-                <m:t>0</m:t>
-              </m:r>
-              <m:r>
-                <m:t>&amp;</m:t>
-              </m:r>
-              <m:r>
-                <m:t>&amp;</m:t>
-              </m:r>
-              <m:r>
-                <m:rPr>
-                  <m:nor/>
-                  <m:sty m:val="p"/>
-                </m:rPr>
-                <m:t>(</m:t>
-              </m:r>
-              <m:sSup>
-                <m:e>
-                  <m:r>
-                    <m:t>i</m:t>
-                  </m:r>
-                </m:e>
-                <m:sup>
-                  <m:r>
-                    <m:t>2</m:t>
-                  </m:r>
-                </m:sup>
-              </m:sSup>
-              <m:r>
-                <m:rPr>
-                  <m:sty m:val="p"/>
-                </m:rPr>
-                <m:t>=</m:t>
-              </m:r>
-              <m:r>
-                <m:rPr>
-                  <m:sty m:val="p"/>
-                </m:rPr>
-                <m:t>−</m:t>
-              </m:r>
-              <m:r>
-                <m:t>1</m:t>
-              </m:r>
-              <m:r>
-                <m:rPr>
-                  <m:nor/>
-                  <m:sty m:val="p"/>
-                </m:rPr>
-                <m:t>)</m:t>
-              </m:r>
-            </m:e>
-          </m:eqArr>
-        </m:oMath>
-      </m:oMathPara>
+      <w:r>
+        <w:t xml:space="preserve">$$
+    \begin{aligned}
+    \underbrace{{\mathord{\smash[b]{\underset{\raise.3ex\hbox{$\scriptstyle\sim$}}{z}}\vphantom{z}}}^{\top}}_{1 \times 2}\,\underbrace{\mathord{\smash[b]{\underset{\raise.3ex\hbox{$\scriptstyle\sim$}}{z}}\vphantom{z}}}_{2 \times 1}
+    &amp;= 1 \cdot 1 + i \cdot i
+    &amp;&amp; \text{(multiply entry by entry and add)}
+    \\
+    &amp;= 1 + i^2
+    &amp;&amp; \text{(multiply)}
+    \\
+    &amp;= 0
+    &amp;&amp; \text{(} i^2 = -1 \text{)}
+    \end{aligned}
+    $$</w:t>
+      </w:r>
     </w:p>
     <w:p>
       <w:pPr>
@@ -9405,62 +6492,9 @@
       <w:r>
         <w:t xml:space="preserve"> </w:t>
       </w:r>
-      <m:oMath>
-        <m:limLow>
-          <m:e>
-            <m:r>
-              <m:t>z</m:t>
-            </m:r>
-          </m:e>
-          <m:lim>
-            <m:r>
-              <m:rPr>
-                <m:sty m:val="p"/>
-              </m:rPr>
-              <m:t>∼</m:t>
-            </m:r>
-          </m:lim>
-        </m:limLow>
-        <m:r>
-          <m:rPr>
-            <m:sty m:val="p"/>
-          </m:rPr>
-          <m:t>≠</m:t>
-        </m:r>
-        <m:sSub>
-          <m:e>
-            <m:limLow>
-              <m:e>
-                <m:r>
-                  <m:t>0</m:t>
-                </m:r>
-              </m:e>
-              <m:lim>
-                <m:r>
-                  <m:rPr>
-                    <m:sty m:val="p"/>
-                  </m:rPr>
-                  <m:t>∼</m:t>
-                </m:r>
-              </m:lim>
-            </m:limLow>
-          </m:e>
-          <m:sub>
-            <m:r>
-              <m:t>2</m:t>
-            </m:r>
-            <m:r>
-              <m:rPr>
-                <m:sty m:val="p"/>
-              </m:rPr>
-              <m:t>×</m:t>
-            </m:r>
-            <m:r>
-              <m:t>1</m:t>
-            </m:r>
-          </m:sub>
-        </m:sSub>
-      </m:oMath>
+      <w:r>
+        <w:t xml:space="preserve">$\mathord{\smash[b]{\underset{\raise.3ex\hbox{$\scriptstyle\sim$}}{z}}\vphantom{z}} \neq \mathord{\smash[b]{\underset{\raise.3ex\hbox{$\scriptstyle\sim$}}{0}}\vphantom{0}}_{2 \times 1}$</w:t>
+      </w:r>
       <w:r>
         <w:t xml:space="preserve">.</w:t>
       </w:r>
@@ -9475,372 +6509,24 @@
       <w:pPr>
         <w:pStyle w:val="BodyText"/>
       </w:pPr>
-      <m:oMathPara>
-        <m:oMathParaPr>
-          <m:jc m:val="center"/>
-        </m:oMathParaPr>
-        <m:oMath>
-          <m:eqArr>
-            <m:e>
-              <m:limLow>
-                <m:e>
-                  <m:limLow>
-                    <m:e>
-                      <m:sSup>
-                        <m:e>
-                          <m:limLow>
-                            <m:e>
-                              <m:r>
-                                <m:t>z</m:t>
-                              </m:r>
-                            </m:e>
-                            <m:lim>
-                              <m:r>
-                                <m:rPr>
-                                  <m:sty m:val="p"/>
-                                </m:rPr>
-                                <m:t>∼</m:t>
-                              </m:r>
-                            </m:lim>
-                          </m:limLow>
-                        </m:e>
-                        <m:sup>
-                          <m:r>
-                            <m:rPr>
-                              <m:scr m:val="sans-serif"/>
-                              <m:sty m:val="p"/>
-                            </m:rPr>
-                            <m:t>H</m:t>
-                          </m:r>
-                        </m:sup>
-                      </m:sSup>
-                    </m:e>
-                    <m:lim>
-                      <m:r>
-                        <m:rPr>
-                          <m:sty m:val="p"/>
-                        </m:rPr>
-                        <m:t>⏟</m:t>
-                      </m:r>
-                    </m:lim>
-                  </m:limLow>
-                </m:e>
-                <m:lim>
-                  <m:r>
-                    <m:t>1</m:t>
-                  </m:r>
-                  <m:r>
-                    <m:rPr>
-                      <m:sty m:val="p"/>
-                    </m:rPr>
-                    <m:t>×</m:t>
-                  </m:r>
-                  <m:r>
-                    <m:t>2</m:t>
-                  </m:r>
-                </m:lim>
-              </m:limLow>
-              <m:r>
-                <m:t> </m:t>
-              </m:r>
-              <m:limLow>
-                <m:e>
-                  <m:limLow>
-                    <m:e>
-                      <m:limLow>
-                        <m:e>
-                          <m:r>
-                            <m:t>z</m:t>
-                          </m:r>
-                        </m:e>
-                        <m:lim>
-                          <m:r>
-                            <m:rPr>
-                              <m:sty m:val="p"/>
-                            </m:rPr>
-                            <m:t>∼</m:t>
-                          </m:r>
-                        </m:lim>
-                      </m:limLow>
-                    </m:e>
-                    <m:lim>
-                      <m:r>
-                        <m:rPr>
-                          <m:sty m:val="p"/>
-                        </m:rPr>
-                        <m:t>⏟</m:t>
-                      </m:r>
-                    </m:lim>
-                  </m:limLow>
-                </m:e>
-                <m:lim>
-                  <m:r>
-                    <m:t>2</m:t>
-                  </m:r>
-                  <m:r>
-                    <m:rPr>
-                      <m:sty m:val="p"/>
-                    </m:rPr>
-                    <m:t>×</m:t>
-                  </m:r>
-                  <m:r>
-                    <m:t>1</m:t>
-                  </m:r>
-                </m:lim>
-              </m:limLow>
-              <m:r>
-                <m:t>&amp;</m:t>
-              </m:r>
-              <m:r>
-                <m:rPr>
-                  <m:sty m:val="p"/>
-                </m:rPr>
-                <m:t>=</m:t>
-              </m:r>
-              <m:bar>
-                <m:barPr>
-                  <m:pos m:val="top"/>
-                </m:barPr>
-                <m:e>
-                  <m:r>
-                    <m:t>1</m:t>
-                  </m:r>
-                </m:e>
-              </m:bar>
-              <m:r>
-                <m:rPr>
-                  <m:sty m:val="p"/>
-                </m:rPr>
-                <m:t>⋅</m:t>
-              </m:r>
-              <m:r>
-                <m:t>1</m:t>
-              </m:r>
-              <m:r>
-                <m:rPr>
-                  <m:sty m:val="p"/>
-                </m:rPr>
-                <m:t>+</m:t>
-              </m:r>
-              <m:bar>
-                <m:barPr>
-                  <m:pos m:val="top"/>
-                </m:barPr>
-                <m:e>
-                  <m:r>
-                    <m:t>i</m:t>
-                  </m:r>
-                </m:e>
-              </m:bar>
-              <m:r>
-                <m:rPr>
-                  <m:sty m:val="p"/>
-                </m:rPr>
-                <m:t>⋅</m:t>
-              </m:r>
-              <m:r>
-                <m:t>i</m:t>
-              </m:r>
-              <m:r>
-                <m:t>&amp;</m:t>
-              </m:r>
-              <m:r>
-                <m:t>&amp;</m:t>
-              </m:r>
-              <m:r>
-                <m:rPr>
-                  <m:nor/>
-                  <m:sty m:val="p"/>
-                </m:rPr>
-                <m:t>(</m:t>
-              </m:r>
-              <m:r>
-                <m:rPr>
-                  <m:nor/>
-                  <m:sty m:val="p"/>
-                </m:rPr>
-                <m:t>Definition 4</m:t>
-              </m:r>
-              <m:r>
-                <m:rPr>
-                  <m:nor/>
-                  <m:sty m:val="p"/>
-                </m:rPr>
-                <m:t>)</m:t>
-              </m:r>
-            </m:e>
-            <m:e>
-              <m:r>
-                <m:t>&amp;</m:t>
-              </m:r>
-              <m:r>
-                <m:rPr>
-                  <m:sty m:val="p"/>
-                </m:rPr>
-                <m:t>=</m:t>
-              </m:r>
-              <m:r>
-                <m:t>1</m:t>
-              </m:r>
-              <m:r>
-                <m:rPr>
-                  <m:sty m:val="p"/>
-                </m:rPr>
-                <m:t>+</m:t>
-              </m:r>
-              <m:r>
-                <m:rPr>
-                  <m:sty m:val="p"/>
-                </m:rPr>
-                <m:t>(</m:t>
-              </m:r>
-              <m:r>
-                <m:rPr>
-                  <m:sty m:val="p"/>
-                </m:rPr>
-                <m:t>−</m:t>
-              </m:r>
-              <m:r>
-                <m:t>i</m:t>
-              </m:r>
-              <m:r>
-                <m:rPr>
-                  <m:sty m:val="p"/>
-                </m:rPr>
-                <m:t>)</m:t>
-              </m:r>
-              <m:r>
-                <m:rPr>
-                  <m:sty m:val="p"/>
-                </m:rPr>
-                <m:t>⋅</m:t>
-              </m:r>
-              <m:r>
-                <m:t>i</m:t>
-              </m:r>
-              <m:r>
-                <m:t>&amp;</m:t>
-              </m:r>
-              <m:r>
-                <m:t>&amp;</m:t>
-              </m:r>
-              <m:r>
-                <m:rPr>
-                  <m:nor/>
-                  <m:sty m:val="p"/>
-                </m:rPr>
-                <m:t>(conjugate each entry)</m:t>
-              </m:r>
-            </m:e>
-            <m:e>
-              <m:r>
-                <m:t>&amp;</m:t>
-              </m:r>
-              <m:r>
-                <m:rPr>
-                  <m:sty m:val="p"/>
-                </m:rPr>
-                <m:t>=</m:t>
-              </m:r>
-              <m:r>
-                <m:t>1</m:t>
-              </m:r>
-              <m:r>
-                <m:rPr>
-                  <m:sty m:val="p"/>
-                </m:rPr>
-                <m:t>−</m:t>
-              </m:r>
-              <m:sSup>
-                <m:e>
-                  <m:r>
-                    <m:t>i</m:t>
-                  </m:r>
-                </m:e>
-                <m:sup>
-                  <m:r>
-                    <m:t>2</m:t>
-                  </m:r>
-                </m:sup>
-              </m:sSup>
-              <m:r>
-                <m:t>&amp;</m:t>
-              </m:r>
-              <m:r>
-                <m:t>&amp;</m:t>
-              </m:r>
-              <m:r>
-                <m:rPr>
-                  <m:nor/>
-                  <m:sty m:val="p"/>
-                </m:rPr>
-                <m:t>(multiply)</m:t>
-              </m:r>
-            </m:e>
-            <m:e>
-              <m:r>
-                <m:t>&amp;</m:t>
-              </m:r>
-              <m:r>
-                <m:rPr>
-                  <m:sty m:val="p"/>
-                </m:rPr>
-                <m:t>=</m:t>
-              </m:r>
-              <m:r>
-                <m:t>2</m:t>
-              </m:r>
-              <m:r>
-                <m:t>&amp;</m:t>
-              </m:r>
-              <m:r>
-                <m:t>&amp;</m:t>
-              </m:r>
-              <m:r>
-                <m:rPr>
-                  <m:nor/>
-                  <m:sty m:val="p"/>
-                </m:rPr>
-                <m:t>(</m:t>
-              </m:r>
-              <m:sSup>
-                <m:e>
-                  <m:r>
-                    <m:t>i</m:t>
-                  </m:r>
-                </m:e>
-                <m:sup>
-                  <m:r>
-                    <m:t>2</m:t>
-                  </m:r>
-                </m:sup>
-              </m:sSup>
-              <m:r>
-                <m:rPr>
-                  <m:sty m:val="p"/>
-                </m:rPr>
-                <m:t>=</m:t>
-              </m:r>
-              <m:r>
-                <m:rPr>
-                  <m:sty m:val="p"/>
-                </m:rPr>
-                <m:t>−</m:t>
-              </m:r>
-              <m:r>
-                <m:t>1</m:t>
-              </m:r>
-              <m:r>
-                <m:rPr>
-                  <m:nor/>
-                  <m:sty m:val="p"/>
-                </m:rPr>
-                <m:t>)</m:t>
-              </m:r>
-            </m:e>
-          </m:eqArr>
-        </m:oMath>
-      </m:oMathPara>
+      <w:r>
+        <w:t xml:space="preserve">$$
+    \begin{aligned}
+    \underbrace{\mathord{\smash[b]{\underset{\raise.3ex\hbox{$\scriptstyle\sim$}}{z}}\vphantom{z}}^{\mathsf{H}}}_{1 \times 2}\,\underbrace{\mathord{\smash[b]{\underset{\raise.3ex\hbox{$\scriptstyle\sim$}}{z}}\vphantom{z}}}_{2 \times 1}
+    &amp;= \overline{1} \cdot 1 + \overline{i} \cdot i
+    &amp;&amp; \text{(}\text{Definition~4}\text{)}
+    \\
+    &amp;= 1 + (-i) \cdot i
+    &amp;&amp; \text{(conjugate each entry)}
+    \\
+    &amp;= 1 - i^2
+    &amp;&amp; \text{(multiply)}
+    \\
+    &amp;= 2
+    &amp;&amp; \text{(} i^2 = -1 \text{)}
+    \end{aligned}
+    $$</w:t>
+      </w:r>
     </w:p>
     <w:p>
       <w:pPr>
@@ -10114,130 +6800,9 @@
       <w:r>
         <w:t xml:space="preserve"> </w:t>
       </w:r>
-      <m:oMath>
-        <m:r>
-          <m:t>​</m:t>
-        </m:r>
-        <m:d>
-          <m:dPr>
-            <m:begChr m:val="⟨"/>
-            <m:sepChr m:val=""/>
-            <m:endChr m:val="⟩"/>
-            <m:grow/>
-          </m:dPr>
-          <m:e>
-            <m:r>
-              <m:rPr>
-                <m:sty m:val="bi"/>
-              </m:rPr>
-              <m:t>A</m:t>
-            </m:r>
-            <m:limLow>
-              <m:e>
-                <m:r>
-                  <m:t>u</m:t>
-                </m:r>
-              </m:e>
-              <m:lim>
-                <m:r>
-                  <m:rPr>
-                    <m:sty m:val="p"/>
-                  </m:rPr>
-                  <m:t>∼</m:t>
-                </m:r>
-              </m:lim>
-            </m:limLow>
-            <m:r>
-              <m:rPr>
-                <m:sty m:val="p"/>
-              </m:rPr>
-              <m:t>,</m:t>
-            </m:r>
-            <m:limLow>
-              <m:e>
-                <m:r>
-                  <m:t>v</m:t>
-                </m:r>
-              </m:e>
-              <m:lim>
-                <m:r>
-                  <m:rPr>
-                    <m:sty m:val="p"/>
-                  </m:rPr>
-                  <m:t>∼</m:t>
-                </m:r>
-              </m:lim>
-            </m:limLow>
-          </m:e>
-        </m:d>
-        <m:r>
-          <m:t>​</m:t>
-        </m:r>
-        <m:r>
-          <m:rPr>
-            <m:sty m:val="p"/>
-          </m:rPr>
-          <m:t>=</m:t>
-        </m:r>
-        <m:r>
-          <m:t>​</m:t>
-        </m:r>
-        <m:d>
-          <m:dPr>
-            <m:begChr m:val="⟨"/>
-            <m:sepChr m:val=""/>
-            <m:endChr m:val="⟩"/>
-            <m:grow/>
-          </m:dPr>
-          <m:e>
-            <m:limLow>
-              <m:e>
-                <m:r>
-                  <m:t>u</m:t>
-                </m:r>
-              </m:e>
-              <m:lim>
-                <m:r>
-                  <m:rPr>
-                    <m:sty m:val="p"/>
-                  </m:rPr>
-                  <m:t>∼</m:t>
-                </m:r>
-              </m:lim>
-            </m:limLow>
-            <m:r>
-              <m:rPr>
-                <m:sty m:val="p"/>
-              </m:rPr>
-              <m:t>,</m:t>
-            </m:r>
-            <m:r>
-              <m:rPr>
-                <m:sty m:val="bi"/>
-              </m:rPr>
-              <m:t>A</m:t>
-            </m:r>
-            <m:limLow>
-              <m:e>
-                <m:r>
-                  <m:t>v</m:t>
-                </m:r>
-              </m:e>
-              <m:lim>
-                <m:r>
-                  <m:rPr>
-                    <m:sty m:val="p"/>
-                  </m:rPr>
-                  <m:t>∼</m:t>
-                </m:r>
-              </m:lim>
-            </m:limLow>
-          </m:e>
-        </m:d>
-        <m:r>
-          <m:t>​</m:t>
-        </m:r>
-      </m:oMath>
+      <w:r>
+        <w:t xml:space="preserve">$\mathopen{}\left\langle \mathbf{A}\mathord{\smash[b]{\underset{\raise.3ex\hbox{$\scriptstyle\sim$}}{u}}\vphantom{u}}, \mathord{\smash[b]{\underset{\raise.3ex\hbox{$\scriptstyle\sim$}}{v}}\vphantom{v}}\right\rangle\mathclose{} = \mathopen{}\left\langle \mathord{\smash[b]{\underset{\raise.3ex\hbox{$\scriptstyle\sim$}}{u}}\vphantom{u}}, \mathbf{A}\mathord{\smash[b]{\underset{\raise.3ex\hbox{$\scriptstyle\sim$}}{v}}\vphantom{v}}\right\rangle\mathclose{}$</w:t>
+      </w:r>
       <w:r>
         <w:t xml:space="preserve"> </w:t>
       </w:r>
@@ -10247,66 +6812,9 @@
       <w:r>
         <w:t xml:space="preserve"> </w:t>
       </w:r>
-      <m:oMath>
-        <m:limLow>
-          <m:e>
-            <m:r>
-              <m:t>u</m:t>
-            </m:r>
-          </m:e>
-          <m:lim>
-            <m:r>
-              <m:rPr>
-                <m:sty m:val="p"/>
-              </m:rPr>
-              <m:t>∼</m:t>
-            </m:r>
-          </m:lim>
-        </m:limLow>
-        <m:r>
-          <m:rPr>
-            <m:sty m:val="p"/>
-          </m:rPr>
-          <m:t>,</m:t>
-        </m:r>
-        <m:limLow>
-          <m:e>
-            <m:r>
-              <m:t>v</m:t>
-            </m:r>
-          </m:e>
-          <m:lim>
-            <m:r>
-              <m:rPr>
-                <m:sty m:val="p"/>
-              </m:rPr>
-              <m:t>∼</m:t>
-            </m:r>
-          </m:lim>
-        </m:limLow>
-        <m:r>
-          <m:rPr>
-            <m:sty m:val="p"/>
-          </m:rPr>
-          <m:t>∈</m:t>
-        </m:r>
-        <m:sSup>
-          <m:e>
-            <m:r>
-              <m:rPr>
-                <m:scr m:val="double-struck"/>
-                <m:sty m:val="p"/>
-              </m:rPr>
-              <m:t>C</m:t>
-            </m:r>
-          </m:e>
-          <m:sup>
-            <m:r>
-              <m:t>n</m:t>
-            </m:r>
-          </m:sup>
-        </m:sSup>
-      </m:oMath>
+      <w:r>
+        <w:t xml:space="preserve">$\mathord{\smash[b]{\underset{\raise.3ex\hbox{$\scriptstyle\sim$}}{u}}\vphantom{u}}, \mathord{\smash[b]{\underset{\raise.3ex\hbox{$\scriptstyle\sim$}}{v}}\vphantom{v}} \in \mathbb{C}^n$</w:t>
+      </w:r>
       <w:r>
         <w:t xml:space="preserve">.</w:t>
       </w:r>
